--- a/material/Week6-UncertaintyPart1/SkillCheckWeek6.docx
+++ b/material/Week6-UncertaintyPart1/SkillCheckWeek6.docx
@@ -43,55 +43,75 @@
           <w:b/>
           <w:bCs/>
         </w:rPr>
-        <w:t>Tradeoffs</w:t>
-      </w:r>
+        <w:t>Decisions under uncertainty part 1</w:t>
+      </w:r>
+    </w:p>
+    <w:p>
+      <w:pPr>
+        <w:spacing w:after="0" w:line="240" w:lineRule="auto"/>
+        <w:rPr>
+          <w:rFonts w:ascii="Times New Roman" w:hAnsi="Times New Roman" w:cs="Times New Roman"/>
+        </w:rPr>
+      </w:pPr>
       <w:r>
         <w:rPr>
           <w:rFonts w:ascii="Times New Roman" w:hAnsi="Times New Roman" w:cs="Times New Roman"/>
           <w:b/>
           <w:bCs/>
         </w:rPr>
-        <w:t xml:space="preserve"> Step of </w:t>
-      </w:r>
-      <w:proofErr w:type="spellStart"/>
+        <w:t xml:space="preserve">Course: </w:t>
+      </w:r>
+      <w:r>
+        <w:rPr>
+          <w:rFonts w:ascii="Times New Roman" w:hAnsi="Times New Roman" w:cs="Times New Roman"/>
+        </w:rPr>
+        <w:t>NAT_R 8001 Decision Analysis for Research and Management of Natural Resources</w:t>
+      </w:r>
+    </w:p>
+    <w:p>
+      <w:pPr>
+        <w:spacing w:after="0" w:line="240" w:lineRule="auto"/>
+        <w:rPr>
+          <w:rFonts w:ascii="Times New Roman" w:hAnsi="Times New Roman" w:cs="Times New Roman"/>
+        </w:rPr>
+      </w:pPr>
       <w:r>
         <w:rPr>
           <w:rFonts w:ascii="Times New Roman" w:hAnsi="Times New Roman" w:cs="Times New Roman"/>
           <w:b/>
           <w:bCs/>
         </w:rPr>
-        <w:t>PrOACT</w:t>
-      </w:r>
-      <w:proofErr w:type="spellEnd"/>
-    </w:p>
-    <w:p>
-      <w:pPr>
-        <w:spacing w:after="0" w:line="240" w:lineRule="auto"/>
-        <w:rPr>
-          <w:rFonts w:ascii="Times New Roman" w:hAnsi="Times New Roman" w:cs="Times New Roman"/>
-        </w:rPr>
-      </w:pPr>
-      <w:r>
+        <w:t xml:space="preserve">Instructor: </w:t>
+      </w:r>
+      <w:r>
+        <w:rPr>
+          <w:rFonts w:ascii="Times New Roman" w:hAnsi="Times New Roman" w:cs="Times New Roman"/>
+        </w:rPr>
+        <w:t>Brielle Thompson</w:t>
+      </w:r>
+      <w:r>
+        <w:rPr>
+          <w:rFonts w:ascii="Times New Roman" w:hAnsi="Times New Roman" w:cs="Times New Roman"/>
+        </w:rPr>
+        <w:t xml:space="preserve"> </w:t>
+      </w:r>
+    </w:p>
+    <w:p>
+      <w:pPr>
+        <w:spacing w:after="0" w:line="240" w:lineRule="auto"/>
+        <w:rPr>
+          <w:rFonts w:ascii="Times New Roman" w:hAnsi="Times New Roman" w:cs="Times New Roman"/>
+        </w:rPr>
+      </w:pPr>
+    </w:p>
+    <w:p>
+      <w:pPr>
+        <w:spacing w:after="0" w:line="240" w:lineRule="auto"/>
         <w:rPr>
           <w:rFonts w:ascii="Times New Roman" w:hAnsi="Times New Roman" w:cs="Times New Roman"/>
           <w:b/>
           <w:bCs/>
         </w:rPr>
-        <w:t xml:space="preserve">Course: </w:t>
-      </w:r>
-      <w:r>
-        <w:rPr>
-          <w:rFonts w:ascii="Times New Roman" w:hAnsi="Times New Roman" w:cs="Times New Roman"/>
-        </w:rPr>
-        <w:t>NAT_R 8001 Decision Analysis for Research and Management of Natural Resources</w:t>
-      </w:r>
-    </w:p>
-    <w:p>
-      <w:pPr>
-        <w:spacing w:after="0" w:line="240" w:lineRule="auto"/>
-        <w:rPr>
-          <w:rFonts w:ascii="Times New Roman" w:hAnsi="Times New Roman" w:cs="Times New Roman"/>
-        </w:rPr>
       </w:pPr>
       <w:r>
         <w:rPr>
@@ -99,22 +119,44 @@
           <w:b/>
           <w:bCs/>
         </w:rPr>
-        <w:t xml:space="preserve">Instructor: </w:t>
-      </w:r>
-      <w:r>
-        <w:rPr>
-          <w:rFonts w:ascii="Times New Roman" w:hAnsi="Times New Roman" w:cs="Times New Roman"/>
-        </w:rPr>
-        <w:t>Brielle Thompson</w:t>
-      </w:r>
-    </w:p>
-    <w:p>
-      <w:pPr>
-        <w:spacing w:after="0" w:line="240" w:lineRule="auto"/>
-        <w:rPr>
-          <w:rFonts w:ascii="Times New Roman" w:hAnsi="Times New Roman" w:cs="Times New Roman"/>
-        </w:rPr>
-      </w:pPr>
+        <w:t>Instructions:</w:t>
+      </w:r>
+    </w:p>
+    <w:p>
+      <w:pPr>
+        <w:spacing w:after="0" w:line="240" w:lineRule="auto"/>
+        <w:rPr>
+          <w:rFonts w:ascii="Times New Roman" w:hAnsi="Times New Roman" w:cs="Times New Roman"/>
+          <w:i/>
+          <w:iCs/>
+        </w:rPr>
+      </w:pPr>
+      <w:r>
+        <w:rPr>
+          <w:rFonts w:ascii="Times New Roman" w:hAnsi="Times New Roman" w:cs="Times New Roman"/>
+        </w:rPr>
+        <w:t>You are a wildlife manager in a refuge who is designing a prescribed burn management plan for a grassland bird</w:t>
+      </w:r>
+      <w:r>
+        <w:rPr>
+          <w:rFonts w:ascii="Times New Roman" w:hAnsi="Times New Roman" w:cs="Times New Roman"/>
+        </w:rPr>
+        <w:t xml:space="preserve">. You will complete the following skills check exercises </w:t>
+      </w:r>
+      <w:r>
+        <w:rPr>
+          <w:rFonts w:ascii="Times New Roman" w:hAnsi="Times New Roman" w:cs="Times New Roman"/>
+        </w:rPr>
+        <w:t xml:space="preserve">to help inform your burn decision. </w:t>
+      </w:r>
+      <w:r>
+        <w:rPr>
+          <w:rFonts w:ascii="Times New Roman" w:hAnsi="Times New Roman" w:cs="Times New Roman"/>
+          <w:i/>
+          <w:iCs/>
+        </w:rPr>
+        <w:t>*Tasks were developed by Sarah Converse and Brielle Thompson</w:t>
+      </w:r>
     </w:p>
     <w:p>
       <w:pPr>
@@ -125,55 +167,2462 @@
           <w:bCs/>
         </w:rPr>
       </w:pPr>
-      <w:r>
+    </w:p>
+    <w:p>
+      <w:pPr>
+        <w:spacing w:after="0" w:line="240" w:lineRule="auto"/>
+        <w:rPr>
+          <w:rFonts w:ascii="Times New Roman" w:hAnsi="Times New Roman" w:cs="Times New Roman"/>
+        </w:rPr>
+      </w:pPr>
+    </w:p>
+    <w:p>
+      <w:pPr>
+        <w:spacing w:after="0" w:line="240" w:lineRule="auto"/>
+        <w:jc w:val="center"/>
         <w:rPr>
           <w:rFonts w:ascii="Times New Roman" w:hAnsi="Times New Roman" w:cs="Times New Roman"/>
           <w:b/>
           <w:bCs/>
         </w:rPr>
-        <w:t>Instructions:</w:t>
-      </w:r>
-    </w:p>
-    <w:p>
-      <w:pPr>
-        <w:spacing w:after="0" w:line="240" w:lineRule="auto"/>
-        <w:rPr>
-          <w:rFonts w:ascii="Times New Roman" w:hAnsi="Times New Roman" w:cs="Times New Roman"/>
-        </w:rPr>
-      </w:pPr>
-    </w:p>
-    <w:p>
-      <w:pPr>
-        <w:spacing w:after="0" w:line="240" w:lineRule="auto"/>
-        <w:jc w:val="center"/>
+      </w:pPr>
+      <w:r>
         <w:rPr>
           <w:rFonts w:ascii="Times New Roman" w:hAnsi="Times New Roman" w:cs="Times New Roman"/>
           <w:b/>
           <w:bCs/>
         </w:rPr>
-      </w:pPr>
+        <w:t>Task</w:t>
+      </w:r>
       <w:r>
         <w:rPr>
           <w:rFonts w:ascii="Times New Roman" w:hAnsi="Times New Roman" w:cs="Times New Roman"/>
           <w:b/>
           <w:bCs/>
         </w:rPr>
-        <w:t>Group 1:</w:t>
-      </w:r>
-    </w:p>
-    <w:p>
-      <w:pPr>
-        <w:spacing w:after="0" w:line="240" w:lineRule="auto"/>
-        <w:rPr>
-          <w:rFonts w:ascii="Times New Roman" w:hAnsi="Times New Roman" w:cs="Times New Roman"/>
-        </w:rPr>
-      </w:pPr>
-    </w:p>
-    <w:p>
-      <w:pPr>
-        <w:spacing w:after="0" w:line="240" w:lineRule="auto"/>
-        <w:rPr>
-          <w:rFonts w:ascii="Times New Roman" w:hAnsi="Times New Roman" w:cs="Times New Roman"/>
+        <w:t xml:space="preserve"> 1:</w:t>
+      </w:r>
+      <w:r>
+        <w:rPr>
+          <w:rFonts w:ascii="Times New Roman" w:hAnsi="Times New Roman" w:cs="Times New Roman"/>
+          <w:b/>
+          <w:bCs/>
+        </w:rPr>
+        <w:t xml:space="preserve"> Identify uncertainty type</w:t>
+      </w:r>
+    </w:p>
+    <w:p>
+      <w:pPr>
+        <w:spacing w:after="0" w:line="240" w:lineRule="auto"/>
+        <w:rPr>
+          <w:rFonts w:ascii="Times New Roman" w:hAnsi="Times New Roman" w:cs="Times New Roman"/>
+        </w:rPr>
+      </w:pPr>
+      <w:r>
+        <w:rPr>
+          <w:rFonts w:ascii="Times New Roman" w:hAnsi="Times New Roman" w:cs="Times New Roman"/>
+        </w:rPr>
+        <w:t>For the three following uncertaintie</w:t>
+      </w:r>
+      <w:r>
+        <w:rPr>
+          <w:rFonts w:ascii="Times New Roman" w:hAnsi="Times New Roman" w:cs="Times New Roman"/>
+        </w:rPr>
+        <w:t>s:</w:t>
+      </w:r>
+    </w:p>
+    <w:p>
+      <w:pPr>
+        <w:pStyle w:val="ListParagraph"/>
+        <w:numPr>
+          <w:ilvl w:val="0"/>
+          <w:numId w:val="4"/>
+        </w:numPr>
+        <w:spacing w:after="0" w:line="240" w:lineRule="auto"/>
+        <w:rPr>
+          <w:rFonts w:ascii="Times New Roman" w:hAnsi="Times New Roman" w:cs="Times New Roman"/>
+        </w:rPr>
+      </w:pPr>
+      <w:r>
+        <w:rPr>
+          <w:rFonts w:ascii="Times New Roman" w:hAnsi="Times New Roman" w:cs="Times New Roman"/>
+        </w:rPr>
+        <w:t>Identify the type of uncertainty, and 2) Suggest a way that it could be resolved</w:t>
+      </w:r>
+    </w:p>
+    <w:p>
+      <w:pPr>
+        <w:spacing w:after="0" w:line="240" w:lineRule="auto"/>
+        <w:rPr>
+          <w:rFonts w:ascii="Times New Roman" w:hAnsi="Times New Roman" w:cs="Times New Roman"/>
+        </w:rPr>
+      </w:pPr>
+    </w:p>
+    <w:p>
+      <w:pPr>
+        <w:spacing w:after="0" w:line="240" w:lineRule="auto"/>
+        <w:rPr>
+          <w:rFonts w:ascii="Times New Roman" w:hAnsi="Times New Roman" w:cs="Times New Roman"/>
+        </w:rPr>
+      </w:pPr>
+      <w:r>
+        <w:rPr>
+          <w:rFonts w:ascii="Times New Roman" w:hAnsi="Times New Roman" w:cs="Times New Roman"/>
+          <w:b/>
+          <w:bCs/>
+        </w:rPr>
+        <w:t xml:space="preserve">Uncertainty #1: </w:t>
+      </w:r>
+      <w:r>
+        <w:rPr>
+          <w:rFonts w:ascii="Times New Roman" w:hAnsi="Times New Roman" w:cs="Times New Roman"/>
+        </w:rPr>
+        <w:t xml:space="preserve">What is the correct hypothesis regarding how grassland bird nest success varies with extent of prescribed burn within territories? </w:t>
+      </w:r>
+    </w:p>
+    <w:p>
+      <w:pPr>
+        <w:spacing w:after="0" w:line="240" w:lineRule="auto"/>
+        <w:jc w:val="center"/>
+        <w:rPr>
+          <w:rFonts w:ascii="Times New Roman" w:hAnsi="Times New Roman" w:cs="Times New Roman"/>
+        </w:rPr>
+      </w:pPr>
+      <w:r>
+        <w:rPr>
+          <w:rFonts w:ascii="Times New Roman" w:hAnsi="Times New Roman" w:cs="Times New Roman"/>
+        </w:rPr>
+        <w:t xml:space="preserve">H1: </w:t>
+      </w:r>
+      <m:oMath>
+        <m:r>
+          <w:rPr>
+            <w:rFonts w:ascii="Cambria Math" w:hAnsi="Cambria Math" w:cs="Times New Roman"/>
+          </w:rPr>
+          <m:t>logit</m:t>
+        </m:r>
+        <m:d>
+          <m:dPr>
+            <m:ctrlPr>
+              <w:rPr>
+                <w:rFonts w:ascii="Cambria Math" w:hAnsi="Cambria Math" w:cs="Times New Roman"/>
+                <w:i/>
+                <w:iCs/>
+              </w:rPr>
+            </m:ctrlPr>
+          </m:dPr>
+          <m:e>
+            <m:sSub>
+              <m:sSubPr>
+                <m:ctrlPr>
+                  <w:rPr>
+                    <w:rFonts w:ascii="Cambria Math" w:hAnsi="Cambria Math" w:cs="Times New Roman"/>
+                    <w:i/>
+                    <w:iCs/>
+                  </w:rPr>
+                </m:ctrlPr>
+              </m:sSubPr>
+              <m:e>
+                <m:r>
+                  <w:rPr>
+                    <w:rFonts w:ascii="Cambria Math" w:hAnsi="Cambria Math" w:cs="Times New Roman"/>
+                  </w:rPr>
+                  <m:t>S</m:t>
+                </m:r>
+              </m:e>
+              <m:sub>
+                <m:r>
+                  <w:rPr>
+                    <w:rFonts w:ascii="Cambria Math" w:hAnsi="Cambria Math" w:cs="Times New Roman"/>
+                  </w:rPr>
+                  <m:t>t</m:t>
+                </m:r>
+              </m:sub>
+            </m:sSub>
+          </m:e>
+        </m:d>
+        <m:r>
+          <w:rPr>
+            <w:rFonts w:ascii="Cambria Math" w:hAnsi="Cambria Math" w:cs="Times New Roman"/>
+          </w:rPr>
+          <m:t>= </m:t>
+        </m:r>
+        <m:sSub>
+          <m:sSubPr>
+            <m:ctrlPr>
+              <w:rPr>
+                <w:rFonts w:ascii="Cambria Math" w:hAnsi="Cambria Math" w:cs="Times New Roman"/>
+                <w:i/>
+                <w:iCs/>
+              </w:rPr>
+            </m:ctrlPr>
+          </m:sSubPr>
+          <m:e>
+            <m:r>
+              <w:rPr>
+                <w:rFonts w:ascii="Cambria Math" w:hAnsi="Cambria Math" w:cs="Times New Roman"/>
+              </w:rPr>
+              <m:t>β</m:t>
+            </m:r>
+          </m:e>
+          <m:sub>
+            <m:r>
+              <w:rPr>
+                <w:rFonts w:ascii="Cambria Math" w:hAnsi="Cambria Math" w:cs="Times New Roman"/>
+              </w:rPr>
+              <m:t>0</m:t>
+            </m:r>
+          </m:sub>
+        </m:sSub>
+        <m:r>
+          <w:rPr>
+            <w:rFonts w:ascii="Cambria Math" w:hAnsi="Cambria Math" w:cs="Times New Roman"/>
+          </w:rPr>
+          <m:t>+</m:t>
+        </m:r>
+        <m:sSub>
+          <m:sSubPr>
+            <m:ctrlPr>
+              <w:rPr>
+                <w:rFonts w:ascii="Cambria Math" w:hAnsi="Cambria Math" w:cs="Times New Roman"/>
+                <w:i/>
+                <w:iCs/>
+              </w:rPr>
+            </m:ctrlPr>
+          </m:sSubPr>
+          <m:e>
+            <m:r>
+              <w:rPr>
+                <w:rFonts w:ascii="Cambria Math" w:hAnsi="Cambria Math" w:cs="Times New Roman"/>
+              </w:rPr>
+              <m:t>β</m:t>
+            </m:r>
+          </m:e>
+          <m:sub>
+            <m:r>
+              <w:rPr>
+                <w:rFonts w:ascii="Cambria Math" w:hAnsi="Cambria Math" w:cs="Times New Roman"/>
+              </w:rPr>
+              <m:t>1</m:t>
+            </m:r>
+          </m:sub>
+        </m:sSub>
+        <m:r>
+          <w:rPr>
+            <w:rFonts w:ascii="Cambria Math" w:hAnsi="Cambria Math" w:cs="Times New Roman"/>
+          </w:rPr>
+          <m:t>*</m:t>
+        </m:r>
+        <m:sSub>
+          <m:sSubPr>
+            <m:ctrlPr>
+              <w:rPr>
+                <w:rFonts w:ascii="Cambria Math" w:hAnsi="Cambria Math" w:cs="Times New Roman"/>
+                <w:i/>
+                <w:iCs/>
+              </w:rPr>
+            </m:ctrlPr>
+          </m:sSubPr>
+          <m:e>
+            <m:r>
+              <w:rPr>
+                <w:rFonts w:ascii="Cambria Math" w:hAnsi="Cambria Math" w:cs="Times New Roman"/>
+              </w:rPr>
+              <m:t>burn_ex</m:t>
+            </m:r>
+          </m:e>
+          <m:sub>
+            <m:r>
+              <w:rPr>
+                <w:rFonts w:ascii="Cambria Math" w:hAnsi="Cambria Math" w:cs="Times New Roman"/>
+              </w:rPr>
+              <m:t>t</m:t>
+            </m:r>
+          </m:sub>
+        </m:sSub>
+      </m:oMath>
+    </w:p>
+    <w:p>
+      <w:pPr>
+        <w:spacing w:after="0" w:line="240" w:lineRule="auto"/>
+        <w:jc w:val="center"/>
+        <w:rPr>
+          <w:rFonts w:ascii="Times New Roman" w:hAnsi="Times New Roman" w:cs="Times New Roman"/>
+        </w:rPr>
+      </w:pPr>
+      <w:r>
+        <w:rPr>
+          <w:rFonts w:ascii="Times New Roman" w:hAnsi="Times New Roman" w:cs="Times New Roman"/>
+        </w:rPr>
+        <w:t xml:space="preserve">H2: </w:t>
+      </w:r>
+      <m:oMath>
+        <m:r>
+          <w:rPr>
+            <w:rFonts w:ascii="Cambria Math" w:hAnsi="Cambria Math" w:cs="Times New Roman"/>
+          </w:rPr>
+          <m:t>logit</m:t>
+        </m:r>
+        <m:d>
+          <m:dPr>
+            <m:ctrlPr>
+              <w:rPr>
+                <w:rFonts w:ascii="Cambria Math" w:hAnsi="Cambria Math" w:cs="Times New Roman"/>
+                <w:i/>
+                <w:iCs/>
+              </w:rPr>
+            </m:ctrlPr>
+          </m:dPr>
+          <m:e>
+            <m:sSub>
+              <m:sSubPr>
+                <m:ctrlPr>
+                  <w:rPr>
+                    <w:rFonts w:ascii="Cambria Math" w:hAnsi="Cambria Math" w:cs="Times New Roman"/>
+                    <w:i/>
+                    <w:iCs/>
+                  </w:rPr>
+                </m:ctrlPr>
+              </m:sSubPr>
+              <m:e>
+                <m:r>
+                  <w:rPr>
+                    <w:rFonts w:ascii="Cambria Math" w:hAnsi="Cambria Math" w:cs="Times New Roman"/>
+                  </w:rPr>
+                  <m:t>S</m:t>
+                </m:r>
+              </m:e>
+              <m:sub>
+                <m:r>
+                  <w:rPr>
+                    <w:rFonts w:ascii="Cambria Math" w:hAnsi="Cambria Math" w:cs="Times New Roman"/>
+                  </w:rPr>
+                  <m:t>t</m:t>
+                </m:r>
+              </m:sub>
+            </m:sSub>
+          </m:e>
+        </m:d>
+        <m:r>
+          <w:rPr>
+            <w:rFonts w:ascii="Cambria Math" w:hAnsi="Cambria Math" w:cs="Times New Roman"/>
+          </w:rPr>
+          <m:t>= </m:t>
+        </m:r>
+        <m:sSub>
+          <m:sSubPr>
+            <m:ctrlPr>
+              <w:rPr>
+                <w:rFonts w:ascii="Cambria Math" w:hAnsi="Cambria Math" w:cs="Times New Roman"/>
+                <w:i/>
+                <w:iCs/>
+              </w:rPr>
+            </m:ctrlPr>
+          </m:sSubPr>
+          <m:e>
+            <m:r>
+              <w:rPr>
+                <w:rFonts w:ascii="Cambria Math" w:hAnsi="Cambria Math" w:cs="Times New Roman"/>
+              </w:rPr>
+              <m:t>β</m:t>
+            </m:r>
+          </m:e>
+          <m:sub>
+            <m:r>
+              <w:rPr>
+                <w:rFonts w:ascii="Cambria Math" w:hAnsi="Cambria Math" w:cs="Times New Roman"/>
+              </w:rPr>
+              <m:t>0</m:t>
+            </m:r>
+          </m:sub>
+        </m:sSub>
+        <m:r>
+          <w:rPr>
+            <w:rFonts w:ascii="Cambria Math" w:hAnsi="Cambria Math" w:cs="Times New Roman"/>
+          </w:rPr>
+          <m:t>+</m:t>
+        </m:r>
+        <m:sSub>
+          <m:sSubPr>
+            <m:ctrlPr>
+              <w:rPr>
+                <w:rFonts w:ascii="Cambria Math" w:hAnsi="Cambria Math" w:cs="Times New Roman"/>
+                <w:i/>
+                <w:iCs/>
+              </w:rPr>
+            </m:ctrlPr>
+          </m:sSubPr>
+          <m:e>
+            <m:r>
+              <w:rPr>
+                <w:rFonts w:ascii="Cambria Math" w:hAnsi="Cambria Math" w:cs="Times New Roman"/>
+              </w:rPr>
+              <m:t>β</m:t>
+            </m:r>
+          </m:e>
+          <m:sub>
+            <m:r>
+              <w:rPr>
+                <w:rFonts w:ascii="Cambria Math" w:hAnsi="Cambria Math" w:cs="Times New Roman"/>
+              </w:rPr>
+              <m:t>1</m:t>
+            </m:r>
+          </m:sub>
+        </m:sSub>
+        <m:r>
+          <w:rPr>
+            <w:rFonts w:ascii="Cambria Math" w:hAnsi="Cambria Math" w:cs="Times New Roman"/>
+          </w:rPr>
+          <m:t>*</m:t>
+        </m:r>
+        <m:sSub>
+          <m:sSubPr>
+            <m:ctrlPr>
+              <w:rPr>
+                <w:rFonts w:ascii="Cambria Math" w:hAnsi="Cambria Math" w:cs="Times New Roman"/>
+                <w:i/>
+                <w:iCs/>
+              </w:rPr>
+            </m:ctrlPr>
+          </m:sSubPr>
+          <m:e>
+            <m:r>
+              <w:rPr>
+                <w:rFonts w:ascii="Cambria Math" w:hAnsi="Cambria Math" w:cs="Times New Roman"/>
+              </w:rPr>
+              <m:t>bur</m:t>
+            </m:r>
+            <m:sSub>
+              <m:sSubPr>
+                <m:ctrlPr>
+                  <w:rPr>
+                    <w:rFonts w:ascii="Cambria Math" w:hAnsi="Cambria Math" w:cs="Times New Roman"/>
+                    <w:i/>
+                    <w:iCs/>
+                  </w:rPr>
+                </m:ctrlPr>
+              </m:sSubPr>
+              <m:e>
+                <m:r>
+                  <w:rPr>
+                    <w:rFonts w:ascii="Cambria Math" w:hAnsi="Cambria Math" w:cs="Times New Roman"/>
+                  </w:rPr>
+                  <m:t>n</m:t>
+                </m:r>
+              </m:e>
+              <m:sub>
+                <m:r>
+                  <w:rPr>
+                    <w:rFonts w:ascii="Cambria Math" w:hAnsi="Cambria Math" w:cs="Times New Roman"/>
+                  </w:rPr>
+                  <m:t>ex</m:t>
+                </m:r>
+              </m:sub>
+            </m:sSub>
+          </m:e>
+          <m:sub>
+            <m:r>
+              <w:rPr>
+                <w:rFonts w:ascii="Cambria Math" w:hAnsi="Cambria Math" w:cs="Times New Roman"/>
+              </w:rPr>
+              <m:t>t</m:t>
+            </m:r>
+          </m:sub>
+        </m:sSub>
+        <m:r>
+          <w:rPr>
+            <w:rFonts w:ascii="Cambria Math" w:hAnsi="Cambria Math" w:cs="Times New Roman"/>
+          </w:rPr>
+          <m:t>+</m:t>
+        </m:r>
+        <m:sSub>
+          <m:sSubPr>
+            <m:ctrlPr>
+              <w:rPr>
+                <w:rFonts w:ascii="Cambria Math" w:hAnsi="Cambria Math" w:cs="Times New Roman"/>
+                <w:i/>
+                <w:iCs/>
+              </w:rPr>
+            </m:ctrlPr>
+          </m:sSubPr>
+          <m:e>
+            <m:r>
+              <w:rPr>
+                <w:rFonts w:ascii="Cambria Math" w:hAnsi="Cambria Math" w:cs="Times New Roman"/>
+              </w:rPr>
+              <m:t>β</m:t>
+            </m:r>
+          </m:e>
+          <m:sub>
+            <m:r>
+              <w:rPr>
+                <w:rFonts w:ascii="Cambria Math" w:hAnsi="Cambria Math" w:cs="Times New Roman"/>
+              </w:rPr>
+              <m:t>2</m:t>
+            </m:r>
+          </m:sub>
+        </m:sSub>
+        <m:r>
+          <w:rPr>
+            <w:rFonts w:ascii="Cambria Math" w:hAnsi="Cambria Math" w:cs="Times New Roman"/>
+          </w:rPr>
+          <m:t>*</m:t>
+        </m:r>
+        <m:sSup>
+          <m:sSupPr>
+            <m:ctrlPr>
+              <w:rPr>
+                <w:rFonts w:ascii="Cambria Math" w:hAnsi="Cambria Math" w:cs="Times New Roman"/>
+                <w:i/>
+                <w:iCs/>
+              </w:rPr>
+            </m:ctrlPr>
+          </m:sSupPr>
+          <m:e>
+            <m:sSub>
+              <m:sSubPr>
+                <m:ctrlPr>
+                  <w:rPr>
+                    <w:rFonts w:ascii="Cambria Math" w:hAnsi="Cambria Math" w:cs="Times New Roman"/>
+                    <w:i/>
+                    <w:iCs/>
+                  </w:rPr>
+                </m:ctrlPr>
+              </m:sSubPr>
+              <m:e>
+                <m:r>
+                  <w:rPr>
+                    <w:rFonts w:ascii="Cambria Math" w:hAnsi="Cambria Math" w:cs="Times New Roman"/>
+                  </w:rPr>
+                  <m:t>bur</m:t>
+                </m:r>
+                <m:sSub>
+                  <m:sSubPr>
+                    <m:ctrlPr>
+                      <w:rPr>
+                        <w:rFonts w:ascii="Cambria Math" w:hAnsi="Cambria Math" w:cs="Times New Roman"/>
+                        <w:i/>
+                        <w:iCs/>
+                      </w:rPr>
+                    </m:ctrlPr>
+                  </m:sSubPr>
+                  <m:e>
+                    <m:r>
+                      <w:rPr>
+                        <w:rFonts w:ascii="Cambria Math" w:hAnsi="Cambria Math" w:cs="Times New Roman"/>
+                      </w:rPr>
+                      <m:t>n</m:t>
+                    </m:r>
+                  </m:e>
+                  <m:sub>
+                    <m:r>
+                      <w:rPr>
+                        <w:rFonts w:ascii="Cambria Math" w:hAnsi="Cambria Math" w:cs="Times New Roman"/>
+                      </w:rPr>
+                      <m:t>ex</m:t>
+                    </m:r>
+                  </m:sub>
+                </m:sSub>
+              </m:e>
+              <m:sub>
+                <m:r>
+                  <w:rPr>
+                    <w:rFonts w:ascii="Cambria Math" w:hAnsi="Cambria Math" w:cs="Times New Roman"/>
+                  </w:rPr>
+                  <m:t>t</m:t>
+                </m:r>
+              </m:sub>
+            </m:sSub>
+          </m:e>
+          <m:sup>
+            <m:r>
+              <w:rPr>
+                <w:rFonts w:ascii="Cambria Math" w:hAnsi="Cambria Math" w:cs="Times New Roman"/>
+              </w:rPr>
+              <m:t>2</m:t>
+            </m:r>
+          </m:sup>
+        </m:sSup>
+      </m:oMath>
+    </w:p>
+    <w:p>
+      <w:pPr>
+        <w:spacing w:after="0" w:line="240" w:lineRule="auto"/>
+        <w:rPr>
+          <w:rFonts w:ascii="Times New Roman" w:hAnsi="Times New Roman" w:cs="Times New Roman"/>
+        </w:rPr>
+      </w:pPr>
+    </w:p>
+    <w:p>
+      <w:pPr>
+        <w:spacing w:after="0" w:line="240" w:lineRule="auto"/>
+        <w:rPr>
+          <w:rFonts w:ascii="Times New Roman" w:hAnsi="Times New Roman" w:cs="Times New Roman"/>
+        </w:rPr>
+      </w:pPr>
+    </w:p>
+    <w:p>
+      <w:pPr>
+        <w:spacing w:after="0" w:line="240" w:lineRule="auto"/>
+        <w:rPr>
+          <w:rFonts w:ascii="Times New Roman" w:hAnsi="Times New Roman" w:cs="Times New Roman"/>
+        </w:rPr>
+      </w:pPr>
+    </w:p>
+    <w:p>
+      <w:pPr>
+        <w:spacing w:after="0" w:line="240" w:lineRule="auto"/>
+        <w:rPr>
+          <w:rFonts w:ascii="Times New Roman" w:hAnsi="Times New Roman" w:cs="Times New Roman"/>
+        </w:rPr>
+      </w:pPr>
+    </w:p>
+    <w:p>
+      <w:pPr>
+        <w:spacing w:after="0" w:line="240" w:lineRule="auto"/>
+        <w:rPr>
+          <w:rFonts w:ascii="Times New Roman" w:hAnsi="Times New Roman" w:cs="Times New Roman"/>
+        </w:rPr>
+      </w:pPr>
+    </w:p>
+    <w:p>
+      <w:pPr>
+        <w:spacing w:after="0" w:line="240" w:lineRule="auto"/>
+        <w:rPr>
+          <w:rFonts w:ascii="Times New Roman" w:hAnsi="Times New Roman" w:cs="Times New Roman"/>
+        </w:rPr>
+      </w:pPr>
+    </w:p>
+    <w:p>
+      <w:pPr>
+        <w:spacing w:after="0" w:line="240" w:lineRule="auto"/>
+        <w:rPr>
+          <w:rFonts w:ascii="Times New Roman" w:hAnsi="Times New Roman" w:cs="Times New Roman"/>
+        </w:rPr>
+      </w:pPr>
+      <w:r>
+        <w:rPr>
+          <w:rFonts w:ascii="Times New Roman" w:hAnsi="Times New Roman" w:cs="Times New Roman"/>
+          <w:b/>
+          <w:bCs/>
+        </w:rPr>
+        <w:t>Uncertainty #2</w:t>
+      </w:r>
+      <w:r>
+        <w:rPr>
+          <w:rFonts w:ascii="Times New Roman" w:hAnsi="Times New Roman" w:cs="Times New Roman"/>
+        </w:rPr>
+        <w:t>: Expert A believes that a heavy burn would be the best alternative, and Expert B believes a moderate burn would be the best choice</w:t>
+      </w:r>
+    </w:p>
+    <w:p>
+      <w:pPr>
+        <w:spacing w:after="0" w:line="240" w:lineRule="auto"/>
+        <w:rPr>
+          <w:rFonts w:ascii="Times New Roman" w:hAnsi="Times New Roman" w:cs="Times New Roman"/>
+        </w:rPr>
+      </w:pPr>
+    </w:p>
+    <w:p>
+      <w:pPr>
+        <w:spacing w:after="0" w:line="240" w:lineRule="auto"/>
+        <w:rPr>
+          <w:rFonts w:ascii="Times New Roman" w:hAnsi="Times New Roman" w:cs="Times New Roman"/>
+        </w:rPr>
+      </w:pPr>
+    </w:p>
+    <w:p>
+      <w:pPr>
+        <w:spacing w:after="0" w:line="240" w:lineRule="auto"/>
+        <w:rPr>
+          <w:rFonts w:ascii="Times New Roman" w:hAnsi="Times New Roman" w:cs="Times New Roman"/>
+        </w:rPr>
+      </w:pPr>
+    </w:p>
+    <w:p>
+      <w:pPr>
+        <w:spacing w:after="0" w:line="240" w:lineRule="auto"/>
+        <w:rPr>
+          <w:rFonts w:ascii="Times New Roman" w:hAnsi="Times New Roman" w:cs="Times New Roman"/>
+        </w:rPr>
+      </w:pPr>
+    </w:p>
+    <w:p>
+      <w:pPr>
+        <w:spacing w:after="0" w:line="240" w:lineRule="auto"/>
+        <w:rPr>
+          <w:rFonts w:ascii="Times New Roman" w:hAnsi="Times New Roman" w:cs="Times New Roman"/>
+        </w:rPr>
+      </w:pPr>
+    </w:p>
+    <w:p>
+      <w:pPr>
+        <w:spacing w:after="0" w:line="240" w:lineRule="auto"/>
+        <w:rPr>
+          <w:rFonts w:ascii="Times New Roman" w:hAnsi="Times New Roman" w:cs="Times New Roman"/>
+        </w:rPr>
+      </w:pPr>
+    </w:p>
+    <w:p>
+      <w:pPr>
+        <w:spacing w:after="0" w:line="240" w:lineRule="auto"/>
+        <w:rPr>
+          <w:rFonts w:ascii="Times New Roman" w:hAnsi="Times New Roman" w:cs="Times New Roman"/>
+        </w:rPr>
+      </w:pPr>
+    </w:p>
+    <w:p>
+      <w:pPr>
+        <w:spacing w:after="0" w:line="240" w:lineRule="auto"/>
+        <w:rPr>
+          <w:rFonts w:ascii="Times New Roman" w:hAnsi="Times New Roman" w:cs="Times New Roman"/>
+        </w:rPr>
+      </w:pPr>
+      <w:r>
+        <w:rPr>
+          <w:rFonts w:ascii="Times New Roman" w:hAnsi="Times New Roman" w:cs="Times New Roman"/>
+          <w:b/>
+          <w:bCs/>
+        </w:rPr>
+        <w:t>Uncertainty #3:</w:t>
+      </w:r>
+      <w:r>
+        <w:rPr>
+          <w:rFonts w:ascii="Times New Roman" w:hAnsi="Times New Roman" w:cs="Times New Roman"/>
+        </w:rPr>
+        <w:t xml:space="preserve"> In a nest count survey there is variation </w:t>
+      </w:r>
+      <w:r>
+        <w:rPr>
+          <w:rFonts w:ascii="Times New Roman" w:hAnsi="Times New Roman" w:cs="Times New Roman"/>
+        </w:rPr>
+        <w:t>in</w:t>
+      </w:r>
+      <w:r>
+        <w:rPr>
+          <w:rFonts w:ascii="Times New Roman" w:hAnsi="Times New Roman" w:cs="Times New Roman"/>
+        </w:rPr>
+        <w:t xml:space="preserve"> the number of eggs found in a nest</w:t>
+      </w:r>
+    </w:p>
+    <w:p>
+      <w:pPr>
+        <w:spacing w:after="0" w:line="240" w:lineRule="auto"/>
+        <w:rPr>
+          <w:rFonts w:ascii="Times New Roman" w:hAnsi="Times New Roman" w:cs="Times New Roman"/>
+        </w:rPr>
+      </w:pPr>
+    </w:p>
+    <w:p>
+      <w:pPr>
+        <w:spacing w:after="0" w:line="240" w:lineRule="auto"/>
+        <w:rPr>
+          <w:rFonts w:ascii="Times New Roman" w:hAnsi="Times New Roman" w:cs="Times New Roman"/>
+        </w:rPr>
+      </w:pPr>
+    </w:p>
+    <w:p>
+      <w:pPr>
+        <w:rPr>
+          <w:rFonts w:ascii="Times New Roman" w:hAnsi="Times New Roman" w:cs="Times New Roman"/>
+          <w:b/>
+          <w:bCs/>
+        </w:rPr>
+      </w:pPr>
+      <w:r>
+        <w:rPr>
+          <w:rFonts w:ascii="Times New Roman" w:hAnsi="Times New Roman" w:cs="Times New Roman"/>
+          <w:b/>
+          <w:bCs/>
+        </w:rPr>
+        <w:br w:type="page"/>
+      </w:r>
+    </w:p>
+    <w:p>
+      <w:pPr>
+        <w:spacing w:after="0" w:line="240" w:lineRule="auto"/>
+        <w:jc w:val="center"/>
+        <w:rPr>
+          <w:rFonts w:ascii="Times New Roman" w:hAnsi="Times New Roman" w:cs="Times New Roman"/>
+          <w:b/>
+          <w:bCs/>
+        </w:rPr>
+      </w:pPr>
+      <w:r>
+        <w:rPr>
+          <w:rFonts w:ascii="Times New Roman" w:hAnsi="Times New Roman" w:cs="Times New Roman"/>
+          <w:b/>
+          <w:bCs/>
+        </w:rPr>
+        <w:lastRenderedPageBreak/>
+        <w:t xml:space="preserve">Task 2: Calculate EVPI to determine whether we should undertake research to determine which hypothesis is true?   </w:t>
+      </w:r>
+    </w:p>
+    <w:p>
+      <w:pPr>
+        <w:spacing w:after="0" w:line="240" w:lineRule="auto"/>
+        <w:rPr>
+          <w:rFonts w:ascii="Times New Roman" w:hAnsi="Times New Roman" w:cs="Times New Roman"/>
+          <w:b/>
+          <w:bCs/>
+        </w:rPr>
+      </w:pPr>
+    </w:p>
+    <w:p>
+      <w:pPr>
+        <w:spacing w:after="0" w:line="240" w:lineRule="auto"/>
+        <w:rPr>
+          <w:rFonts w:ascii="Times New Roman" w:hAnsi="Times New Roman" w:cs="Times New Roman"/>
+          <w:b/>
+          <w:bCs/>
+        </w:rPr>
+      </w:pPr>
+    </w:p>
+    <w:tbl>
+      <w:tblPr>
+        <w:tblW w:w="8720" w:type="dxa"/>
+        <w:tblCellMar>
+          <w:left w:w="0" w:type="dxa"/>
+          <w:right w:w="0" w:type="dxa"/>
+        </w:tblCellMar>
+        <w:tblLook w:val="0420" w:firstRow="1" w:lastRow="0" w:firstColumn="0" w:lastColumn="0" w:noHBand="0" w:noVBand="1"/>
+      </w:tblPr>
+      <w:tblGrid>
+        <w:gridCol w:w="1422"/>
+        <w:gridCol w:w="875"/>
+        <w:gridCol w:w="308"/>
+        <w:gridCol w:w="2202"/>
+        <w:gridCol w:w="3913"/>
+      </w:tblGrid>
+      <w:tr>
+        <w:trPr>
+          <w:trHeight w:val="414"/>
+        </w:trPr>
+        <w:tc>
+          <w:tcPr>
+            <w:tcW w:w="1422" w:type="dxa"/>
+            <w:tcBorders>
+              <w:top w:val="single" w:sz="8" w:space="0" w:color="FFFFFF"/>
+              <w:left w:val="single" w:sz="8" w:space="0" w:color="FFFFFF"/>
+              <w:bottom w:val="single" w:sz="24" w:space="0" w:color="FFFFFF"/>
+              <w:right w:val="single" w:sz="8" w:space="0" w:color="FFFFFF"/>
+            </w:tcBorders>
+            <w:shd w:val="clear" w:color="auto" w:fill="969696"/>
+            <w:tcMar>
+              <w:top w:w="72" w:type="dxa"/>
+              <w:left w:w="144" w:type="dxa"/>
+              <w:bottom w:w="72" w:type="dxa"/>
+              <w:right w:w="144" w:type="dxa"/>
+            </w:tcMar>
+            <w:hideMark/>
+          </w:tcPr>
+          <w:p>
+            <w:pPr>
+              <w:spacing w:after="0" w:line="240" w:lineRule="auto"/>
+              <w:rPr>
+                <w:rFonts w:ascii="Times New Roman" w:hAnsi="Times New Roman" w:cs="Times New Roman"/>
+              </w:rPr>
+            </w:pPr>
+            <w:r>
+              <w:rPr>
+                <w:rFonts w:ascii="Times New Roman" w:hAnsi="Times New Roman" w:cs="Times New Roman"/>
+                <w:b/>
+                <w:bCs/>
+              </w:rPr>
+              <w:t>Hypothesis</w:t>
+            </w:r>
+          </w:p>
+        </w:tc>
+        <w:tc>
+          <w:tcPr>
+            <w:tcW w:w="875" w:type="dxa"/>
+            <w:tcBorders>
+              <w:top w:val="single" w:sz="8" w:space="0" w:color="FFFFFF"/>
+              <w:left w:val="single" w:sz="8" w:space="0" w:color="FFFFFF"/>
+              <w:bottom w:val="single" w:sz="24" w:space="0" w:color="FFFFFF"/>
+              <w:right w:val="single" w:sz="8" w:space="0" w:color="FFFFFF"/>
+            </w:tcBorders>
+            <w:shd w:val="clear" w:color="auto" w:fill="969696"/>
+            <w:tcMar>
+              <w:top w:w="72" w:type="dxa"/>
+              <w:left w:w="144" w:type="dxa"/>
+              <w:bottom w:w="72" w:type="dxa"/>
+              <w:right w:w="144" w:type="dxa"/>
+            </w:tcMar>
+            <w:hideMark/>
+          </w:tcPr>
+          <w:p>
+            <w:pPr>
+              <w:spacing w:after="0" w:line="240" w:lineRule="auto"/>
+              <w:rPr>
+                <w:rFonts w:ascii="Times New Roman" w:hAnsi="Times New Roman" w:cs="Times New Roman"/>
+              </w:rPr>
+            </w:pPr>
+            <w:r>
+              <w:rPr>
+                <w:rFonts w:ascii="Times New Roman" w:hAnsi="Times New Roman" w:cs="Times New Roman"/>
+                <w:b/>
+                <w:bCs/>
+              </w:rPr>
+              <w:t>Belief</w:t>
+            </w:r>
+          </w:p>
+        </w:tc>
+        <w:tc>
+          <w:tcPr>
+            <w:tcW w:w="308" w:type="dxa"/>
+            <w:tcBorders>
+              <w:top w:val="single" w:sz="8" w:space="0" w:color="FFFFFF"/>
+              <w:left w:val="single" w:sz="8" w:space="0" w:color="FFFFFF"/>
+              <w:bottom w:val="single" w:sz="24" w:space="0" w:color="FFFFFF"/>
+              <w:right w:val="single" w:sz="8" w:space="0" w:color="FFFFFF"/>
+            </w:tcBorders>
+            <w:shd w:val="clear" w:color="auto" w:fill="969696"/>
+            <w:tcMar>
+              <w:top w:w="72" w:type="dxa"/>
+              <w:left w:w="144" w:type="dxa"/>
+              <w:bottom w:w="72" w:type="dxa"/>
+              <w:right w:w="144" w:type="dxa"/>
+            </w:tcMar>
+            <w:hideMark/>
+          </w:tcPr>
+          <w:p>
+            <w:pPr>
+              <w:spacing w:after="0" w:line="240" w:lineRule="auto"/>
+              <w:rPr>
+                <w:rFonts w:ascii="Times New Roman" w:hAnsi="Times New Roman" w:cs="Times New Roman"/>
+              </w:rPr>
+            </w:pPr>
+          </w:p>
+        </w:tc>
+        <w:tc>
+          <w:tcPr>
+            <w:tcW w:w="6115" w:type="dxa"/>
+            <w:gridSpan w:val="2"/>
+            <w:tcBorders>
+              <w:top w:val="single" w:sz="8" w:space="0" w:color="FFFFFF"/>
+              <w:left w:val="single" w:sz="8" w:space="0" w:color="FFFFFF"/>
+              <w:bottom w:val="single" w:sz="24" w:space="0" w:color="FFFFFF"/>
+              <w:right w:val="single" w:sz="8" w:space="0" w:color="FFFFFF"/>
+            </w:tcBorders>
+            <w:shd w:val="clear" w:color="auto" w:fill="969696"/>
+            <w:tcMar>
+              <w:top w:w="72" w:type="dxa"/>
+              <w:left w:w="144" w:type="dxa"/>
+              <w:bottom w:w="72" w:type="dxa"/>
+              <w:right w:w="144" w:type="dxa"/>
+            </w:tcMar>
+            <w:hideMark/>
+          </w:tcPr>
+          <w:p>
+            <w:pPr>
+              <w:spacing w:after="0" w:line="240" w:lineRule="auto"/>
+              <w:rPr>
+                <w:rFonts w:ascii="Times New Roman" w:hAnsi="Times New Roman" w:cs="Times New Roman"/>
+              </w:rPr>
+            </w:pPr>
+            <w:r>
+              <w:rPr>
+                <w:rFonts w:ascii="Times New Roman" w:hAnsi="Times New Roman" w:cs="Times New Roman"/>
+                <w:b/>
+                <w:bCs/>
+              </w:rPr>
+              <w:t>Predicted Survival under Alternative and Hypothesis</w:t>
+            </w:r>
+          </w:p>
+        </w:tc>
+      </w:tr>
+      <w:tr>
+        <w:trPr>
+          <w:trHeight w:val="642"/>
+        </w:trPr>
+        <w:tc>
+          <w:tcPr>
+            <w:tcW w:w="1422" w:type="dxa"/>
+            <w:tcBorders>
+              <w:top w:val="single" w:sz="24" w:space="0" w:color="FFFFFF"/>
+              <w:left w:val="single" w:sz="8" w:space="0" w:color="FFFFFF"/>
+              <w:bottom w:val="single" w:sz="8" w:space="0" w:color="FFFFFF"/>
+              <w:right w:val="single" w:sz="8" w:space="0" w:color="FFFFFF"/>
+            </w:tcBorders>
+            <w:shd w:val="clear" w:color="auto" w:fill="DDDDDD"/>
+            <w:tcMar>
+              <w:top w:w="72" w:type="dxa"/>
+              <w:left w:w="144" w:type="dxa"/>
+              <w:bottom w:w="72" w:type="dxa"/>
+              <w:right w:w="144" w:type="dxa"/>
+            </w:tcMar>
+            <w:hideMark/>
+          </w:tcPr>
+          <w:p>
+            <w:pPr>
+              <w:spacing w:after="0" w:line="240" w:lineRule="auto"/>
+              <w:rPr>
+                <w:rFonts w:ascii="Times New Roman" w:hAnsi="Times New Roman" w:cs="Times New Roman"/>
+              </w:rPr>
+            </w:pPr>
+          </w:p>
+        </w:tc>
+        <w:tc>
+          <w:tcPr>
+            <w:tcW w:w="875" w:type="dxa"/>
+            <w:tcBorders>
+              <w:top w:val="single" w:sz="24" w:space="0" w:color="FFFFFF"/>
+              <w:left w:val="single" w:sz="8" w:space="0" w:color="FFFFFF"/>
+              <w:bottom w:val="single" w:sz="8" w:space="0" w:color="FFFFFF"/>
+              <w:right w:val="single" w:sz="8" w:space="0" w:color="FFFFFF"/>
+            </w:tcBorders>
+            <w:shd w:val="clear" w:color="auto" w:fill="DDDDDD"/>
+            <w:tcMar>
+              <w:top w:w="72" w:type="dxa"/>
+              <w:left w:w="144" w:type="dxa"/>
+              <w:bottom w:w="72" w:type="dxa"/>
+              <w:right w:w="144" w:type="dxa"/>
+            </w:tcMar>
+            <w:hideMark/>
+          </w:tcPr>
+          <w:p>
+            <w:pPr>
+              <w:spacing w:after="0" w:line="240" w:lineRule="auto"/>
+              <w:rPr>
+                <w:rFonts w:ascii="Times New Roman" w:hAnsi="Times New Roman" w:cs="Times New Roman"/>
+              </w:rPr>
+            </w:pPr>
+          </w:p>
+        </w:tc>
+        <w:tc>
+          <w:tcPr>
+            <w:tcW w:w="308" w:type="dxa"/>
+            <w:tcBorders>
+              <w:top w:val="single" w:sz="24" w:space="0" w:color="FFFFFF"/>
+              <w:left w:val="single" w:sz="8" w:space="0" w:color="FFFFFF"/>
+              <w:bottom w:val="single" w:sz="8" w:space="0" w:color="FFFFFF"/>
+              <w:right w:val="single" w:sz="8" w:space="0" w:color="FFFFFF"/>
+            </w:tcBorders>
+            <w:shd w:val="clear" w:color="auto" w:fill="DDDDDD"/>
+            <w:tcMar>
+              <w:top w:w="72" w:type="dxa"/>
+              <w:left w:w="144" w:type="dxa"/>
+              <w:bottom w:w="72" w:type="dxa"/>
+              <w:right w:w="144" w:type="dxa"/>
+            </w:tcMar>
+            <w:hideMark/>
+          </w:tcPr>
+          <w:p>
+            <w:pPr>
+              <w:spacing w:after="0" w:line="240" w:lineRule="auto"/>
+              <w:rPr>
+                <w:rFonts w:ascii="Times New Roman" w:hAnsi="Times New Roman" w:cs="Times New Roman"/>
+              </w:rPr>
+            </w:pPr>
+          </w:p>
+        </w:tc>
+        <w:tc>
+          <w:tcPr>
+            <w:tcW w:w="2202" w:type="dxa"/>
+            <w:tcBorders>
+              <w:top w:val="single" w:sz="24" w:space="0" w:color="FFFFFF"/>
+              <w:left w:val="single" w:sz="8" w:space="0" w:color="FFFFFF"/>
+              <w:bottom w:val="single" w:sz="8" w:space="0" w:color="FFFFFF"/>
+              <w:right w:val="single" w:sz="8" w:space="0" w:color="FFFFFF"/>
+            </w:tcBorders>
+            <w:shd w:val="clear" w:color="auto" w:fill="DDDDDD"/>
+            <w:tcMar>
+              <w:top w:w="72" w:type="dxa"/>
+              <w:left w:w="144" w:type="dxa"/>
+              <w:bottom w:w="72" w:type="dxa"/>
+              <w:right w:w="144" w:type="dxa"/>
+            </w:tcMar>
+            <w:hideMark/>
+          </w:tcPr>
+          <w:p>
+            <w:pPr>
+              <w:spacing w:after="0" w:line="240" w:lineRule="auto"/>
+              <w:rPr>
+                <w:rFonts w:ascii="Times New Roman" w:hAnsi="Times New Roman" w:cs="Times New Roman"/>
+              </w:rPr>
+            </w:pPr>
+            <w:r>
+              <w:rPr>
+                <w:rFonts w:ascii="Times New Roman" w:hAnsi="Times New Roman" w:cs="Times New Roman"/>
+                <w:b/>
+                <w:bCs/>
+              </w:rPr>
+              <w:t xml:space="preserve">Alternative 1 (A1) </w:t>
+            </w:r>
+          </w:p>
+          <w:p>
+            <w:pPr>
+              <w:spacing w:after="0" w:line="240" w:lineRule="auto"/>
+              <w:rPr>
+                <w:rFonts w:ascii="Times New Roman" w:hAnsi="Times New Roman" w:cs="Times New Roman"/>
+              </w:rPr>
+            </w:pPr>
+            <w:r>
+              <w:rPr>
+                <w:rFonts w:ascii="Times New Roman" w:hAnsi="Times New Roman" w:cs="Times New Roman"/>
+                <w:b/>
+                <w:bCs/>
+              </w:rPr>
+              <w:t>Heavy Burn</w:t>
+            </w:r>
+          </w:p>
+        </w:tc>
+        <w:tc>
+          <w:tcPr>
+            <w:tcW w:w="3913" w:type="dxa"/>
+            <w:tcBorders>
+              <w:top w:val="single" w:sz="24" w:space="0" w:color="FFFFFF"/>
+              <w:left w:val="single" w:sz="8" w:space="0" w:color="FFFFFF"/>
+              <w:bottom w:val="single" w:sz="8" w:space="0" w:color="FFFFFF"/>
+              <w:right w:val="single" w:sz="8" w:space="0" w:color="FFFFFF"/>
+            </w:tcBorders>
+            <w:shd w:val="clear" w:color="auto" w:fill="DDDDDD"/>
+            <w:tcMar>
+              <w:top w:w="72" w:type="dxa"/>
+              <w:left w:w="144" w:type="dxa"/>
+              <w:bottom w:w="72" w:type="dxa"/>
+              <w:right w:w="144" w:type="dxa"/>
+            </w:tcMar>
+            <w:hideMark/>
+          </w:tcPr>
+          <w:p>
+            <w:pPr>
+              <w:spacing w:after="0" w:line="240" w:lineRule="auto"/>
+              <w:rPr>
+                <w:rFonts w:ascii="Times New Roman" w:hAnsi="Times New Roman" w:cs="Times New Roman"/>
+              </w:rPr>
+            </w:pPr>
+            <w:r>
+              <w:rPr>
+                <w:rFonts w:ascii="Times New Roman" w:hAnsi="Times New Roman" w:cs="Times New Roman"/>
+                <w:b/>
+                <w:bCs/>
+              </w:rPr>
+              <w:t>Alternative 2 (A2</w:t>
+            </w:r>
+            <w:r>
+              <w:rPr>
+                <w:rFonts w:ascii="Times New Roman" w:hAnsi="Times New Roman" w:cs="Times New Roman"/>
+                <w:b/>
+                <w:bCs/>
+              </w:rPr>
+              <w:t>)</w:t>
+            </w:r>
+            <w:r>
+              <w:rPr>
+                <w:rFonts w:ascii="Times New Roman" w:hAnsi="Times New Roman" w:cs="Times New Roman"/>
+                <w:b/>
+                <w:bCs/>
+              </w:rPr>
+              <w:t xml:space="preserve"> </w:t>
+            </w:r>
+          </w:p>
+          <w:p>
+            <w:pPr>
+              <w:spacing w:after="0" w:line="240" w:lineRule="auto"/>
+              <w:rPr>
+                <w:rFonts w:ascii="Times New Roman" w:hAnsi="Times New Roman" w:cs="Times New Roman"/>
+              </w:rPr>
+            </w:pPr>
+            <w:r>
+              <w:rPr>
+                <w:rFonts w:ascii="Times New Roman" w:hAnsi="Times New Roman" w:cs="Times New Roman"/>
+                <w:b/>
+                <w:bCs/>
+              </w:rPr>
+              <w:t>Moderate Burn</w:t>
+            </w:r>
+          </w:p>
+        </w:tc>
+      </w:tr>
+      <w:tr>
+        <w:tc>
+          <w:tcPr>
+            <w:tcW w:w="1422" w:type="dxa"/>
+            <w:tcBorders>
+              <w:top w:val="single" w:sz="8" w:space="0" w:color="FFFFFF"/>
+              <w:left w:val="single" w:sz="8" w:space="0" w:color="FFFFFF"/>
+              <w:bottom w:val="single" w:sz="8" w:space="0" w:color="FFFFFF"/>
+              <w:right w:val="single" w:sz="8" w:space="0" w:color="FFFFFF"/>
+            </w:tcBorders>
+            <w:shd w:val="clear" w:color="auto" w:fill="EFEFEF"/>
+            <w:tcMar>
+              <w:top w:w="72" w:type="dxa"/>
+              <w:left w:w="144" w:type="dxa"/>
+              <w:bottom w:w="72" w:type="dxa"/>
+              <w:right w:w="144" w:type="dxa"/>
+            </w:tcMar>
+            <w:hideMark/>
+          </w:tcPr>
+          <w:p>
+            <w:pPr>
+              <w:spacing w:after="0" w:line="240" w:lineRule="auto"/>
+              <w:rPr>
+                <w:rFonts w:ascii="Times New Roman" w:hAnsi="Times New Roman" w:cs="Times New Roman"/>
+              </w:rPr>
+            </w:pPr>
+            <w:r>
+              <w:rPr>
+                <w:rFonts w:ascii="Times New Roman" w:hAnsi="Times New Roman" w:cs="Times New Roman"/>
+                <w:b/>
+                <w:bCs/>
+              </w:rPr>
+              <w:t xml:space="preserve">H1 </w:t>
+            </w:r>
+          </w:p>
+        </w:tc>
+        <w:tc>
+          <w:tcPr>
+            <w:tcW w:w="875" w:type="dxa"/>
+            <w:tcBorders>
+              <w:top w:val="single" w:sz="8" w:space="0" w:color="FFFFFF"/>
+              <w:left w:val="single" w:sz="8" w:space="0" w:color="FFFFFF"/>
+              <w:bottom w:val="single" w:sz="8" w:space="0" w:color="FFFFFF"/>
+              <w:right w:val="single" w:sz="8" w:space="0" w:color="FFFFFF"/>
+            </w:tcBorders>
+            <w:shd w:val="clear" w:color="auto" w:fill="EFEFEF"/>
+            <w:tcMar>
+              <w:top w:w="72" w:type="dxa"/>
+              <w:left w:w="144" w:type="dxa"/>
+              <w:bottom w:w="72" w:type="dxa"/>
+              <w:right w:w="144" w:type="dxa"/>
+            </w:tcMar>
+            <w:hideMark/>
+          </w:tcPr>
+          <w:p>
+            <w:pPr>
+              <w:spacing w:after="0" w:line="240" w:lineRule="auto"/>
+              <w:rPr>
+                <w:rFonts w:ascii="Times New Roman" w:hAnsi="Times New Roman" w:cs="Times New Roman"/>
+              </w:rPr>
+            </w:pPr>
+            <w:r>
+              <w:rPr>
+                <w:rFonts w:ascii="Times New Roman" w:hAnsi="Times New Roman" w:cs="Times New Roman"/>
+                <w:b/>
+                <w:bCs/>
+              </w:rPr>
+              <w:t>0.4</w:t>
+            </w:r>
+          </w:p>
+        </w:tc>
+        <w:tc>
+          <w:tcPr>
+            <w:tcW w:w="308" w:type="dxa"/>
+            <w:tcBorders>
+              <w:top w:val="single" w:sz="8" w:space="0" w:color="FFFFFF"/>
+              <w:left w:val="single" w:sz="8" w:space="0" w:color="FFFFFF"/>
+              <w:bottom w:val="single" w:sz="8" w:space="0" w:color="FFFFFF"/>
+              <w:right w:val="single" w:sz="8" w:space="0" w:color="FFFFFF"/>
+            </w:tcBorders>
+            <w:shd w:val="clear" w:color="auto" w:fill="EFEFEF"/>
+            <w:tcMar>
+              <w:top w:w="72" w:type="dxa"/>
+              <w:left w:w="144" w:type="dxa"/>
+              <w:bottom w:w="72" w:type="dxa"/>
+              <w:right w:w="144" w:type="dxa"/>
+            </w:tcMar>
+            <w:hideMark/>
+          </w:tcPr>
+          <w:p>
+            <w:pPr>
+              <w:spacing w:after="0" w:line="240" w:lineRule="auto"/>
+              <w:rPr>
+                <w:rFonts w:ascii="Times New Roman" w:hAnsi="Times New Roman" w:cs="Times New Roman"/>
+              </w:rPr>
+            </w:pPr>
+          </w:p>
+        </w:tc>
+        <w:tc>
+          <w:tcPr>
+            <w:tcW w:w="2202" w:type="dxa"/>
+            <w:tcBorders>
+              <w:top w:val="single" w:sz="8" w:space="0" w:color="FFFFFF"/>
+              <w:left w:val="single" w:sz="8" w:space="0" w:color="FFFFFF"/>
+              <w:bottom w:val="single" w:sz="8" w:space="0" w:color="FFFFFF"/>
+              <w:right w:val="single" w:sz="8" w:space="0" w:color="FFFFFF"/>
+            </w:tcBorders>
+            <w:shd w:val="clear" w:color="auto" w:fill="EFEFEF"/>
+            <w:tcMar>
+              <w:top w:w="72" w:type="dxa"/>
+              <w:left w:w="144" w:type="dxa"/>
+              <w:bottom w:w="72" w:type="dxa"/>
+              <w:right w:w="144" w:type="dxa"/>
+            </w:tcMar>
+            <w:hideMark/>
+          </w:tcPr>
+          <w:p>
+            <w:pPr>
+              <w:spacing w:after="0" w:line="240" w:lineRule="auto"/>
+              <w:rPr>
+                <w:rFonts w:ascii="Times New Roman" w:hAnsi="Times New Roman" w:cs="Times New Roman"/>
+              </w:rPr>
+            </w:pPr>
+            <w:r>
+              <w:rPr>
+                <w:rFonts w:ascii="Times New Roman" w:hAnsi="Times New Roman" w:cs="Times New Roman"/>
+                <w:b/>
+                <w:bCs/>
+              </w:rPr>
+              <w:t>0.7</w:t>
+            </w:r>
+          </w:p>
+        </w:tc>
+        <w:tc>
+          <w:tcPr>
+            <w:tcW w:w="3913" w:type="dxa"/>
+            <w:tcBorders>
+              <w:top w:val="single" w:sz="8" w:space="0" w:color="FFFFFF"/>
+              <w:left w:val="single" w:sz="8" w:space="0" w:color="FFFFFF"/>
+              <w:bottom w:val="single" w:sz="8" w:space="0" w:color="FFFFFF"/>
+              <w:right w:val="single" w:sz="8" w:space="0" w:color="FFFFFF"/>
+            </w:tcBorders>
+            <w:shd w:val="clear" w:color="auto" w:fill="EFEFEF"/>
+            <w:tcMar>
+              <w:top w:w="72" w:type="dxa"/>
+              <w:left w:w="144" w:type="dxa"/>
+              <w:bottom w:w="72" w:type="dxa"/>
+              <w:right w:w="144" w:type="dxa"/>
+            </w:tcMar>
+            <w:hideMark/>
+          </w:tcPr>
+          <w:p>
+            <w:pPr>
+              <w:spacing w:after="0" w:line="240" w:lineRule="auto"/>
+              <w:rPr>
+                <w:rFonts w:ascii="Times New Roman" w:hAnsi="Times New Roman" w:cs="Times New Roman"/>
+              </w:rPr>
+            </w:pPr>
+            <w:r>
+              <w:rPr>
+                <w:rFonts w:ascii="Times New Roman" w:hAnsi="Times New Roman" w:cs="Times New Roman"/>
+                <w:b/>
+                <w:bCs/>
+              </w:rPr>
+              <w:t>0.3</w:t>
+            </w:r>
+          </w:p>
+        </w:tc>
+      </w:tr>
+      <w:tr>
+        <w:trPr>
+          <w:trHeight w:val="414"/>
+        </w:trPr>
+        <w:tc>
+          <w:tcPr>
+            <w:tcW w:w="1422" w:type="dxa"/>
+            <w:tcBorders>
+              <w:top w:val="single" w:sz="8" w:space="0" w:color="FFFFFF"/>
+              <w:left w:val="single" w:sz="8" w:space="0" w:color="FFFFFF"/>
+              <w:bottom w:val="single" w:sz="8" w:space="0" w:color="FFFFFF"/>
+              <w:right w:val="single" w:sz="8" w:space="0" w:color="FFFFFF"/>
+            </w:tcBorders>
+            <w:shd w:val="clear" w:color="auto" w:fill="DDDDDD"/>
+            <w:tcMar>
+              <w:top w:w="72" w:type="dxa"/>
+              <w:left w:w="144" w:type="dxa"/>
+              <w:bottom w:w="72" w:type="dxa"/>
+              <w:right w:w="144" w:type="dxa"/>
+            </w:tcMar>
+            <w:hideMark/>
+          </w:tcPr>
+          <w:p>
+            <w:pPr>
+              <w:spacing w:after="0" w:line="240" w:lineRule="auto"/>
+              <w:rPr>
+                <w:rFonts w:ascii="Times New Roman" w:hAnsi="Times New Roman" w:cs="Times New Roman"/>
+              </w:rPr>
+            </w:pPr>
+            <w:r>
+              <w:rPr>
+                <w:rFonts w:ascii="Times New Roman" w:hAnsi="Times New Roman" w:cs="Times New Roman"/>
+                <w:b/>
+                <w:bCs/>
+              </w:rPr>
+              <w:t>H2</w:t>
+            </w:r>
+          </w:p>
+        </w:tc>
+        <w:tc>
+          <w:tcPr>
+            <w:tcW w:w="875" w:type="dxa"/>
+            <w:tcBorders>
+              <w:top w:val="single" w:sz="8" w:space="0" w:color="FFFFFF"/>
+              <w:left w:val="single" w:sz="8" w:space="0" w:color="FFFFFF"/>
+              <w:bottom w:val="single" w:sz="8" w:space="0" w:color="FFFFFF"/>
+              <w:right w:val="single" w:sz="8" w:space="0" w:color="FFFFFF"/>
+            </w:tcBorders>
+            <w:shd w:val="clear" w:color="auto" w:fill="DDDDDD"/>
+            <w:tcMar>
+              <w:top w:w="72" w:type="dxa"/>
+              <w:left w:w="144" w:type="dxa"/>
+              <w:bottom w:w="72" w:type="dxa"/>
+              <w:right w:w="144" w:type="dxa"/>
+            </w:tcMar>
+            <w:hideMark/>
+          </w:tcPr>
+          <w:p>
+            <w:pPr>
+              <w:spacing w:after="0" w:line="240" w:lineRule="auto"/>
+              <w:rPr>
+                <w:rFonts w:ascii="Times New Roman" w:hAnsi="Times New Roman" w:cs="Times New Roman"/>
+              </w:rPr>
+            </w:pPr>
+            <w:r>
+              <w:rPr>
+                <w:rFonts w:ascii="Times New Roman" w:hAnsi="Times New Roman" w:cs="Times New Roman"/>
+                <w:b/>
+                <w:bCs/>
+              </w:rPr>
+              <w:t>0.6</w:t>
+            </w:r>
+          </w:p>
+        </w:tc>
+        <w:tc>
+          <w:tcPr>
+            <w:tcW w:w="308" w:type="dxa"/>
+            <w:tcBorders>
+              <w:top w:val="single" w:sz="8" w:space="0" w:color="FFFFFF"/>
+              <w:left w:val="single" w:sz="8" w:space="0" w:color="FFFFFF"/>
+              <w:bottom w:val="single" w:sz="8" w:space="0" w:color="FFFFFF"/>
+              <w:right w:val="single" w:sz="8" w:space="0" w:color="FFFFFF"/>
+            </w:tcBorders>
+            <w:shd w:val="clear" w:color="auto" w:fill="DDDDDD"/>
+            <w:tcMar>
+              <w:top w:w="72" w:type="dxa"/>
+              <w:left w:w="144" w:type="dxa"/>
+              <w:bottom w:w="72" w:type="dxa"/>
+              <w:right w:w="144" w:type="dxa"/>
+            </w:tcMar>
+            <w:hideMark/>
+          </w:tcPr>
+          <w:p>
+            <w:pPr>
+              <w:spacing w:after="0" w:line="240" w:lineRule="auto"/>
+              <w:rPr>
+                <w:rFonts w:ascii="Times New Roman" w:hAnsi="Times New Roman" w:cs="Times New Roman"/>
+              </w:rPr>
+            </w:pPr>
+          </w:p>
+        </w:tc>
+        <w:tc>
+          <w:tcPr>
+            <w:tcW w:w="2202" w:type="dxa"/>
+            <w:tcBorders>
+              <w:top w:val="single" w:sz="8" w:space="0" w:color="FFFFFF"/>
+              <w:left w:val="single" w:sz="8" w:space="0" w:color="FFFFFF"/>
+              <w:bottom w:val="single" w:sz="8" w:space="0" w:color="FFFFFF"/>
+              <w:right w:val="single" w:sz="8" w:space="0" w:color="FFFFFF"/>
+            </w:tcBorders>
+            <w:shd w:val="clear" w:color="auto" w:fill="DDDDDD"/>
+            <w:tcMar>
+              <w:top w:w="72" w:type="dxa"/>
+              <w:left w:w="144" w:type="dxa"/>
+              <w:bottom w:w="72" w:type="dxa"/>
+              <w:right w:w="144" w:type="dxa"/>
+            </w:tcMar>
+            <w:hideMark/>
+          </w:tcPr>
+          <w:p>
+            <w:pPr>
+              <w:spacing w:after="0" w:line="240" w:lineRule="auto"/>
+              <w:rPr>
+                <w:rFonts w:ascii="Times New Roman" w:hAnsi="Times New Roman" w:cs="Times New Roman"/>
+              </w:rPr>
+            </w:pPr>
+            <w:r>
+              <w:rPr>
+                <w:rFonts w:ascii="Times New Roman" w:hAnsi="Times New Roman" w:cs="Times New Roman"/>
+                <w:b/>
+                <w:bCs/>
+              </w:rPr>
+              <w:t>0.45</w:t>
+            </w:r>
+          </w:p>
+        </w:tc>
+        <w:tc>
+          <w:tcPr>
+            <w:tcW w:w="3913" w:type="dxa"/>
+            <w:tcBorders>
+              <w:top w:val="single" w:sz="8" w:space="0" w:color="FFFFFF"/>
+              <w:left w:val="single" w:sz="8" w:space="0" w:color="FFFFFF"/>
+              <w:bottom w:val="single" w:sz="8" w:space="0" w:color="FFFFFF"/>
+              <w:right w:val="single" w:sz="8" w:space="0" w:color="FFFFFF"/>
+            </w:tcBorders>
+            <w:shd w:val="clear" w:color="auto" w:fill="DDDDDD"/>
+            <w:tcMar>
+              <w:top w:w="72" w:type="dxa"/>
+              <w:left w:w="144" w:type="dxa"/>
+              <w:bottom w:w="72" w:type="dxa"/>
+              <w:right w:w="144" w:type="dxa"/>
+            </w:tcMar>
+            <w:hideMark/>
+          </w:tcPr>
+          <w:p>
+            <w:pPr>
+              <w:spacing w:after="0" w:line="240" w:lineRule="auto"/>
+              <w:rPr>
+                <w:rFonts w:ascii="Times New Roman" w:hAnsi="Times New Roman" w:cs="Times New Roman"/>
+              </w:rPr>
+            </w:pPr>
+            <w:r>
+              <w:rPr>
+                <w:rFonts w:ascii="Times New Roman" w:hAnsi="Times New Roman" w:cs="Times New Roman"/>
+                <w:b/>
+                <w:bCs/>
+              </w:rPr>
+              <w:t>0.65</w:t>
+            </w:r>
+          </w:p>
+        </w:tc>
+      </w:tr>
+    </w:tbl>
+    <w:p>
+      <w:pPr>
+        <w:spacing w:after="0" w:line="240" w:lineRule="auto"/>
+        <w:jc w:val="center"/>
+        <w:rPr>
+          <w:rFonts w:ascii="Times New Roman" w:hAnsi="Times New Roman" w:cs="Times New Roman"/>
+          <w:b/>
+          <w:bCs/>
+        </w:rPr>
+      </w:pPr>
+    </w:p>
+    <w:p>
+      <w:pPr>
+        <w:spacing w:after="0" w:line="240" w:lineRule="auto"/>
+        <w:jc w:val="center"/>
+        <w:rPr>
+          <w:rFonts w:ascii="Times New Roman" w:hAnsi="Times New Roman" w:cs="Times New Roman"/>
+          <w:b/>
+          <w:bCs/>
+        </w:rPr>
+      </w:pPr>
+    </w:p>
+    <w:p>
+      <w:pPr>
+        <w:spacing w:after="0" w:line="240" w:lineRule="auto"/>
+        <w:rPr>
+          <w:rFonts w:ascii="Times New Roman" w:hAnsi="Times New Roman" w:cs="Times New Roman"/>
+          <w:b/>
+          <w:bCs/>
+        </w:rPr>
+      </w:pPr>
+      <w:r>
+        <w:rPr>
+          <w:rFonts w:ascii="Times New Roman" w:hAnsi="Times New Roman" w:cs="Times New Roman"/>
+          <w:b/>
+          <w:bCs/>
+        </w:rPr>
+        <w:t>S</w:t>
+      </w:r>
+      <w:r>
+        <w:rPr>
+          <w:rFonts w:ascii="Times New Roman" w:hAnsi="Times New Roman" w:cs="Times New Roman"/>
+          <w:b/>
+          <w:bCs/>
+        </w:rPr>
+        <w:t>teps to take:</w:t>
+      </w:r>
+    </w:p>
+    <w:p>
+      <w:pPr>
+        <w:pStyle w:val="ListParagraph"/>
+        <w:numPr>
+          <w:ilvl w:val="0"/>
+          <w:numId w:val="8"/>
+        </w:numPr>
+        <w:spacing w:after="0" w:line="240" w:lineRule="auto"/>
+        <w:rPr>
+          <w:rFonts w:ascii="Times New Roman" w:hAnsi="Times New Roman" w:cs="Times New Roman"/>
+        </w:rPr>
+      </w:pPr>
+      <w:r>
+        <w:rPr>
+          <w:rFonts w:ascii="Times New Roman" w:hAnsi="Times New Roman" w:cs="Times New Roman"/>
+        </w:rPr>
+        <w:t>1. Calculate EV for each alternative</w:t>
+      </w:r>
+    </w:p>
+    <w:p>
+      <w:pPr>
+        <w:pStyle w:val="ListParagraph"/>
+        <w:spacing w:line="240" w:lineRule="auto"/>
+        <w:rPr>
+          <w:rFonts w:ascii="Times New Roman" w:hAnsi="Times New Roman" w:cs="Times New Roman"/>
+        </w:rPr>
+      </w:pPr>
+    </w:p>
+    <w:p>
+      <w:pPr>
+        <w:pStyle w:val="ListParagraph"/>
+        <w:spacing w:line="240" w:lineRule="auto"/>
+        <w:rPr>
+          <w:rFonts w:ascii="Times New Roman" w:hAnsi="Times New Roman" w:cs="Times New Roman"/>
+        </w:rPr>
+      </w:pPr>
+      <w:r>
+        <w:rPr>
+          <w:rFonts w:ascii="Times New Roman" w:hAnsi="Times New Roman" w:cs="Times New Roman"/>
+        </w:rPr>
+        <w:t>EV(A1) = Pr(H1)*V(A1|H1)+Pr(H2)*V(A1|H2) = 0.4*0.7 + 0.6*0.45 = 0.55</w:t>
+      </w:r>
+    </w:p>
+    <w:p>
+      <w:pPr>
+        <w:pStyle w:val="ListParagraph"/>
+        <w:spacing w:after="0" w:line="240" w:lineRule="auto"/>
+        <w:rPr>
+          <w:rFonts w:ascii="Times New Roman" w:hAnsi="Times New Roman" w:cs="Times New Roman"/>
+        </w:rPr>
+      </w:pPr>
+      <w:r>
+        <w:rPr>
+          <w:rFonts w:ascii="Times New Roman" w:hAnsi="Times New Roman" w:cs="Times New Roman"/>
+        </w:rPr>
+        <w:t xml:space="preserve">EV(A2) = Pr(H1)*V(A2|H1)+Pr(H2)*V(A2|H2) = ? </w:t>
+      </w:r>
+      <w:r>
+        <w:rPr>
+          <w:rFonts w:ascii="Times New Roman" w:hAnsi="Times New Roman" w:cs="Times New Roman"/>
+          <w:b/>
+          <w:bCs/>
+        </w:rPr>
+        <w:t>[You will answer!]</w:t>
+      </w:r>
+    </w:p>
+    <w:p>
+      <w:pPr>
+        <w:pStyle w:val="ListParagraph"/>
+        <w:spacing w:after="0" w:line="240" w:lineRule="auto"/>
+        <w:rPr>
+          <w:rFonts w:ascii="Times New Roman" w:hAnsi="Times New Roman" w:cs="Times New Roman"/>
+        </w:rPr>
+      </w:pPr>
+    </w:p>
+    <w:p>
+      <w:pPr>
+        <w:pStyle w:val="ListParagraph"/>
+        <w:spacing w:after="0" w:line="240" w:lineRule="auto"/>
+        <w:rPr>
+          <w:rFonts w:ascii="Times New Roman" w:hAnsi="Times New Roman" w:cs="Times New Roman"/>
+        </w:rPr>
+      </w:pPr>
+    </w:p>
+    <w:p>
+      <w:pPr>
+        <w:pStyle w:val="ListParagraph"/>
+        <w:numPr>
+          <w:ilvl w:val="0"/>
+          <w:numId w:val="8"/>
+        </w:numPr>
+        <w:spacing w:after="0" w:line="240" w:lineRule="auto"/>
+        <w:rPr>
+          <w:rFonts w:ascii="Times New Roman" w:hAnsi="Times New Roman" w:cs="Times New Roman"/>
+        </w:rPr>
+      </w:pPr>
+      <w:r>
+        <w:rPr>
+          <w:rFonts w:ascii="Times New Roman" w:hAnsi="Times New Roman" w:cs="Times New Roman"/>
+        </w:rPr>
+        <w:t xml:space="preserve">2. Calculate EV(Uncertainty) = ? </w:t>
+      </w:r>
+      <w:r>
+        <w:rPr>
+          <w:rFonts w:ascii="Times New Roman" w:hAnsi="Times New Roman" w:cs="Times New Roman"/>
+          <w:b/>
+          <w:bCs/>
+        </w:rPr>
+        <w:t xml:space="preserve">[You will answer!] </w:t>
+      </w:r>
+    </w:p>
+    <w:p>
+      <w:pPr>
+        <w:pStyle w:val="ListParagraph"/>
+        <w:spacing w:after="0" w:line="240" w:lineRule="auto"/>
+        <w:rPr>
+          <w:rFonts w:ascii="Times New Roman" w:hAnsi="Times New Roman" w:cs="Times New Roman"/>
+          <w:i/>
+          <w:iCs/>
+        </w:rPr>
+      </w:pPr>
+      <w:r>
+        <w:rPr>
+          <w:rFonts w:ascii="Times New Roman" w:hAnsi="Times New Roman" w:cs="Times New Roman"/>
+          <w:i/>
+          <w:iCs/>
+        </w:rPr>
+        <w:t>Hint the maximum between EV(A1) and EV(A2)</w:t>
+      </w:r>
+    </w:p>
+    <w:p>
+      <w:pPr>
+        <w:spacing w:after="0" w:line="240" w:lineRule="auto"/>
+        <w:rPr>
+          <w:rFonts w:ascii="Times New Roman" w:hAnsi="Times New Roman" w:cs="Times New Roman"/>
+        </w:rPr>
+      </w:pPr>
+    </w:p>
+    <w:p>
+      <w:pPr>
+        <w:pStyle w:val="ListParagraph"/>
+        <w:numPr>
+          <w:ilvl w:val="0"/>
+          <w:numId w:val="8"/>
+        </w:numPr>
+        <w:spacing w:after="0" w:line="240" w:lineRule="auto"/>
+        <w:rPr>
+          <w:rFonts w:ascii="Times New Roman" w:hAnsi="Times New Roman" w:cs="Times New Roman"/>
+        </w:rPr>
+      </w:pPr>
+      <w:r>
+        <w:rPr>
+          <w:rFonts w:ascii="Times New Roman" w:hAnsi="Times New Roman" w:cs="Times New Roman"/>
+        </w:rPr>
+        <w:t>Calculate EV(Certainty) = Pr(H1)*max</w:t>
+      </w:r>
+      <w:r>
+        <w:rPr>
+          <w:rFonts w:ascii="Times New Roman" w:hAnsi="Times New Roman" w:cs="Times New Roman"/>
+          <w:vertAlign w:val="subscript"/>
+        </w:rPr>
+        <w:t>A</w:t>
+      </w:r>
+      <w:r>
+        <w:rPr>
+          <w:rFonts w:ascii="Times New Roman" w:hAnsi="Times New Roman" w:cs="Times New Roman"/>
+        </w:rPr>
+        <w:t>V(A|H1)+Pr(H2)*max</w:t>
+      </w:r>
+      <w:r>
+        <w:rPr>
+          <w:rFonts w:ascii="Times New Roman" w:hAnsi="Times New Roman" w:cs="Times New Roman"/>
+          <w:vertAlign w:val="subscript"/>
+        </w:rPr>
+        <w:t>A</w:t>
+      </w:r>
+      <w:r>
+        <w:rPr>
+          <w:rFonts w:ascii="Times New Roman" w:hAnsi="Times New Roman" w:cs="Times New Roman"/>
+        </w:rPr>
+        <w:t>V(A|H2) = ?</w:t>
+      </w:r>
+      <w:r>
+        <w:rPr>
+          <w:rFonts w:ascii="Times New Roman" w:hAnsi="Times New Roman" w:cs="Times New Roman"/>
+        </w:rPr>
+        <w:t xml:space="preserve"> </w:t>
+      </w:r>
+      <w:r>
+        <w:rPr>
+          <w:rFonts w:ascii="Times New Roman" w:hAnsi="Times New Roman" w:cs="Times New Roman"/>
+          <w:b/>
+          <w:bCs/>
+        </w:rPr>
+        <w:t>[You will answer!]</w:t>
+      </w:r>
+    </w:p>
+    <w:p>
+      <w:pPr>
+        <w:pStyle w:val="ListParagraph"/>
+        <w:spacing w:after="0" w:line="240" w:lineRule="auto"/>
+        <w:rPr>
+          <w:rFonts w:ascii="Times New Roman" w:hAnsi="Times New Roman" w:cs="Times New Roman"/>
+        </w:rPr>
+      </w:pPr>
+    </w:p>
+    <w:p>
+      <w:pPr>
+        <w:pStyle w:val="ListParagraph"/>
+        <w:numPr>
+          <w:ilvl w:val="0"/>
+          <w:numId w:val="8"/>
+        </w:numPr>
+        <w:spacing w:after="0" w:line="240" w:lineRule="auto"/>
+        <w:rPr>
+          <w:rFonts w:ascii="Times New Roman" w:hAnsi="Times New Roman" w:cs="Times New Roman"/>
+        </w:rPr>
+      </w:pPr>
+      <w:r>
+        <w:rPr>
+          <w:rFonts w:ascii="Times New Roman" w:hAnsi="Times New Roman" w:cs="Times New Roman"/>
+        </w:rPr>
+        <w:t xml:space="preserve">Calculate EVPI = EV(Certainty) – EV(Uncertainty) = ? </w:t>
+      </w:r>
+      <w:r>
+        <w:rPr>
+          <w:rFonts w:ascii="Times New Roman" w:hAnsi="Times New Roman" w:cs="Times New Roman"/>
+          <w:b/>
+          <w:bCs/>
+        </w:rPr>
+        <w:t>[You will answer!]</w:t>
+      </w:r>
+    </w:p>
+    <w:p>
+      <w:pPr>
+        <w:pStyle w:val="ListParagraph"/>
+        <w:spacing w:after="0" w:line="240" w:lineRule="auto"/>
+        <w:ind w:left="360"/>
+        <w:rPr>
+          <w:rFonts w:ascii="Times New Roman" w:hAnsi="Times New Roman" w:cs="Times New Roman"/>
+          <w:b/>
+          <w:bCs/>
+        </w:rPr>
+      </w:pPr>
+    </w:p>
+    <w:p>
+      <w:pPr>
+        <w:pStyle w:val="ListParagraph"/>
+        <w:numPr>
+          <w:ilvl w:val="0"/>
+          <w:numId w:val="6"/>
+        </w:numPr>
+        <w:spacing w:after="0" w:line="240" w:lineRule="auto"/>
+        <w:rPr>
+          <w:rFonts w:ascii="Times New Roman" w:hAnsi="Times New Roman" w:cs="Times New Roman"/>
+          <w:b/>
+          <w:bCs/>
+        </w:rPr>
+      </w:pPr>
+      <w:r>
+        <w:rPr>
+          <w:rFonts w:ascii="Times New Roman" w:hAnsi="Times New Roman" w:cs="Times New Roman"/>
+          <w:b/>
+          <w:bCs/>
+        </w:rPr>
+        <w:t>What is the EVPI?</w:t>
+      </w:r>
+    </w:p>
+    <w:p>
+      <w:pPr>
+        <w:rPr>
+          <w:rFonts w:ascii="Times New Roman" w:hAnsi="Times New Roman" w:cs="Times New Roman"/>
+          <w:b/>
+          <w:bCs/>
+        </w:rPr>
+      </w:pPr>
+      <w:r>
+        <w:rPr>
+          <w:rFonts w:ascii="Times New Roman" w:hAnsi="Times New Roman" w:cs="Times New Roman"/>
+          <w:b/>
+          <w:bCs/>
+        </w:rPr>
+        <w:br w:type="page"/>
+      </w:r>
+    </w:p>
+    <w:p>
+      <w:pPr>
+        <w:spacing w:after="0" w:line="240" w:lineRule="auto"/>
+        <w:jc w:val="center"/>
+        <w:rPr>
+          <w:rFonts w:ascii="Times New Roman" w:hAnsi="Times New Roman" w:cs="Times New Roman"/>
+          <w:b/>
+          <w:bCs/>
+        </w:rPr>
+      </w:pPr>
+      <w:r>
+        <w:rPr>
+          <w:rFonts w:ascii="Times New Roman" w:hAnsi="Times New Roman" w:cs="Times New Roman"/>
+          <w:b/>
+          <w:bCs/>
+        </w:rPr>
+        <w:lastRenderedPageBreak/>
+        <w:t xml:space="preserve">Task </w:t>
+      </w:r>
+      <w:r>
+        <w:rPr>
+          <w:rFonts w:ascii="Times New Roman" w:hAnsi="Times New Roman" w:cs="Times New Roman"/>
+          <w:b/>
+          <w:bCs/>
+        </w:rPr>
+        <w:t>3</w:t>
+      </w:r>
+      <w:r>
+        <w:rPr>
+          <w:rFonts w:ascii="Times New Roman" w:hAnsi="Times New Roman" w:cs="Times New Roman"/>
+          <w:b/>
+          <w:bCs/>
+        </w:rPr>
+        <w:t xml:space="preserve">: </w:t>
+      </w:r>
+      <w:r>
+        <w:rPr>
+          <w:rFonts w:ascii="Times New Roman" w:hAnsi="Times New Roman" w:cs="Times New Roman"/>
+          <w:b/>
+          <w:bCs/>
+        </w:rPr>
+        <w:t xml:space="preserve">Adaptive Management </w:t>
+      </w:r>
+    </w:p>
+    <w:p>
+      <w:pPr>
+        <w:spacing w:after="0" w:line="240" w:lineRule="auto"/>
+        <w:jc w:val="center"/>
+        <w:rPr>
+          <w:rFonts w:ascii="Times New Roman" w:hAnsi="Times New Roman" w:cs="Times New Roman"/>
+        </w:rPr>
+      </w:pPr>
+    </w:p>
+    <w:p>
+      <w:pPr>
+        <w:spacing w:after="0" w:line="240" w:lineRule="auto"/>
+        <w:rPr>
+          <w:rFonts w:ascii="Times New Roman" w:hAnsi="Times New Roman" w:cs="Times New Roman"/>
+        </w:rPr>
+      </w:pPr>
+      <w:r>
+        <w:rPr>
+          <w:rFonts w:ascii="Times New Roman" w:hAnsi="Times New Roman" w:cs="Times New Roman"/>
+        </w:rPr>
+        <w:t>There is still extreme uncertainty on whether hypothesis 1 or 2 is correct regarding how grassland bird nest success varies with extent of prescribed burn within territories</w:t>
+      </w:r>
+    </w:p>
+    <w:p>
+      <w:pPr>
+        <w:spacing w:after="0" w:line="240" w:lineRule="auto"/>
+        <w:rPr>
+          <w:rFonts w:ascii="Times New Roman" w:hAnsi="Times New Roman" w:cs="Times New Roman"/>
+        </w:rPr>
+      </w:pPr>
+      <w:r>
+        <w:rPr>
+          <w:rFonts w:ascii="Times New Roman" w:hAnsi="Times New Roman" w:cs="Times New Roman"/>
+        </w:rPr>
+        <w:t xml:space="preserve">H1: </w:t>
+      </w:r>
+      <m:oMath>
+        <m:r>
+          <w:rPr>
+            <w:rFonts w:ascii="Cambria Math" w:hAnsi="Cambria Math" w:cs="Times New Roman"/>
+          </w:rPr>
+          <m:t>logit</m:t>
+        </m:r>
+        <m:d>
+          <m:dPr>
+            <m:ctrlPr>
+              <w:rPr>
+                <w:rFonts w:ascii="Cambria Math" w:hAnsi="Cambria Math" w:cs="Times New Roman"/>
+                <w:i/>
+                <w:iCs/>
+              </w:rPr>
+            </m:ctrlPr>
+          </m:dPr>
+          <m:e>
+            <m:sSub>
+              <m:sSubPr>
+                <m:ctrlPr>
+                  <w:rPr>
+                    <w:rFonts w:ascii="Cambria Math" w:hAnsi="Cambria Math" w:cs="Times New Roman"/>
+                    <w:i/>
+                    <w:iCs/>
+                  </w:rPr>
+                </m:ctrlPr>
+              </m:sSubPr>
+              <m:e>
+                <m:r>
+                  <w:rPr>
+                    <w:rFonts w:ascii="Cambria Math" w:hAnsi="Cambria Math" w:cs="Times New Roman"/>
+                  </w:rPr>
+                  <m:t>S</m:t>
+                </m:r>
+              </m:e>
+              <m:sub>
+                <m:r>
+                  <w:rPr>
+                    <w:rFonts w:ascii="Cambria Math" w:hAnsi="Cambria Math" w:cs="Times New Roman"/>
+                  </w:rPr>
+                  <m:t>t</m:t>
+                </m:r>
+              </m:sub>
+            </m:sSub>
+          </m:e>
+        </m:d>
+        <m:r>
+          <w:rPr>
+            <w:rFonts w:ascii="Cambria Math" w:hAnsi="Cambria Math" w:cs="Times New Roman"/>
+          </w:rPr>
+          <m:t>= </m:t>
+        </m:r>
+        <m:sSub>
+          <m:sSubPr>
+            <m:ctrlPr>
+              <w:rPr>
+                <w:rFonts w:ascii="Cambria Math" w:hAnsi="Cambria Math" w:cs="Times New Roman"/>
+                <w:i/>
+                <w:iCs/>
+              </w:rPr>
+            </m:ctrlPr>
+          </m:sSubPr>
+          <m:e>
+            <m:r>
+              <w:rPr>
+                <w:rFonts w:ascii="Cambria Math" w:hAnsi="Cambria Math" w:cs="Times New Roman"/>
+              </w:rPr>
+              <m:t>β</m:t>
+            </m:r>
+          </m:e>
+          <m:sub>
+            <m:r>
+              <w:rPr>
+                <w:rFonts w:ascii="Cambria Math" w:hAnsi="Cambria Math" w:cs="Times New Roman"/>
+              </w:rPr>
+              <m:t>0</m:t>
+            </m:r>
+          </m:sub>
+        </m:sSub>
+        <m:r>
+          <w:rPr>
+            <w:rFonts w:ascii="Cambria Math" w:hAnsi="Cambria Math" w:cs="Times New Roman"/>
+          </w:rPr>
+          <m:t>+</m:t>
+        </m:r>
+        <m:sSub>
+          <m:sSubPr>
+            <m:ctrlPr>
+              <w:rPr>
+                <w:rFonts w:ascii="Cambria Math" w:hAnsi="Cambria Math" w:cs="Times New Roman"/>
+                <w:i/>
+                <w:iCs/>
+              </w:rPr>
+            </m:ctrlPr>
+          </m:sSubPr>
+          <m:e>
+            <m:r>
+              <w:rPr>
+                <w:rFonts w:ascii="Cambria Math" w:hAnsi="Cambria Math" w:cs="Times New Roman"/>
+              </w:rPr>
+              <m:t>β</m:t>
+            </m:r>
+          </m:e>
+          <m:sub>
+            <m:r>
+              <w:rPr>
+                <w:rFonts w:ascii="Cambria Math" w:hAnsi="Cambria Math" w:cs="Times New Roman"/>
+              </w:rPr>
+              <m:t>1</m:t>
+            </m:r>
+          </m:sub>
+        </m:sSub>
+        <m:r>
+          <w:rPr>
+            <w:rFonts w:ascii="Cambria Math" w:hAnsi="Cambria Math" w:cs="Times New Roman"/>
+          </w:rPr>
+          <m:t>*</m:t>
+        </m:r>
+        <m:sSub>
+          <m:sSubPr>
+            <m:ctrlPr>
+              <w:rPr>
+                <w:rFonts w:ascii="Cambria Math" w:hAnsi="Cambria Math" w:cs="Times New Roman"/>
+                <w:i/>
+                <w:iCs/>
+              </w:rPr>
+            </m:ctrlPr>
+          </m:sSubPr>
+          <m:e>
+            <m:r>
+              <w:rPr>
+                <w:rFonts w:ascii="Cambria Math" w:hAnsi="Cambria Math" w:cs="Times New Roman"/>
+              </w:rPr>
+              <m:t>burn_ex</m:t>
+            </m:r>
+          </m:e>
+          <m:sub>
+            <m:r>
+              <w:rPr>
+                <w:rFonts w:ascii="Cambria Math" w:hAnsi="Cambria Math" w:cs="Times New Roman"/>
+              </w:rPr>
+              <m:t>t</m:t>
+            </m:r>
+          </m:sub>
+        </m:sSub>
+      </m:oMath>
+    </w:p>
+    <w:p>
+      <w:pPr>
+        <w:spacing w:after="0" w:line="240" w:lineRule="auto"/>
+        <w:rPr>
+          <w:rFonts w:ascii="Times New Roman" w:eastAsiaTheme="minorEastAsia" w:hAnsi="Times New Roman" w:cs="Times New Roman"/>
+          <w:iCs/>
+        </w:rPr>
+      </w:pPr>
+      <w:r>
+        <w:rPr>
+          <w:rFonts w:ascii="Times New Roman" w:hAnsi="Times New Roman" w:cs="Times New Roman"/>
+        </w:rPr>
+        <w:t xml:space="preserve">H2: </w:t>
+      </w:r>
+      <m:oMath>
+        <m:r>
+          <w:rPr>
+            <w:rFonts w:ascii="Cambria Math" w:hAnsi="Cambria Math" w:cs="Times New Roman"/>
+          </w:rPr>
+          <m:t>logit</m:t>
+        </m:r>
+        <m:d>
+          <m:dPr>
+            <m:ctrlPr>
+              <w:rPr>
+                <w:rFonts w:ascii="Cambria Math" w:hAnsi="Cambria Math" w:cs="Times New Roman"/>
+                <w:i/>
+                <w:iCs/>
+              </w:rPr>
+            </m:ctrlPr>
+          </m:dPr>
+          <m:e>
+            <m:sSub>
+              <m:sSubPr>
+                <m:ctrlPr>
+                  <w:rPr>
+                    <w:rFonts w:ascii="Cambria Math" w:hAnsi="Cambria Math" w:cs="Times New Roman"/>
+                    <w:i/>
+                    <w:iCs/>
+                  </w:rPr>
+                </m:ctrlPr>
+              </m:sSubPr>
+              <m:e>
+                <m:r>
+                  <w:rPr>
+                    <w:rFonts w:ascii="Cambria Math" w:hAnsi="Cambria Math" w:cs="Times New Roman"/>
+                  </w:rPr>
+                  <m:t>S</m:t>
+                </m:r>
+              </m:e>
+              <m:sub>
+                <m:r>
+                  <w:rPr>
+                    <w:rFonts w:ascii="Cambria Math" w:hAnsi="Cambria Math" w:cs="Times New Roman"/>
+                  </w:rPr>
+                  <m:t>t</m:t>
+                </m:r>
+              </m:sub>
+            </m:sSub>
+          </m:e>
+        </m:d>
+        <m:r>
+          <w:rPr>
+            <w:rFonts w:ascii="Cambria Math" w:hAnsi="Cambria Math" w:cs="Times New Roman"/>
+          </w:rPr>
+          <m:t>= </m:t>
+        </m:r>
+        <m:sSub>
+          <m:sSubPr>
+            <m:ctrlPr>
+              <w:rPr>
+                <w:rFonts w:ascii="Cambria Math" w:hAnsi="Cambria Math" w:cs="Times New Roman"/>
+                <w:i/>
+                <w:iCs/>
+              </w:rPr>
+            </m:ctrlPr>
+          </m:sSubPr>
+          <m:e>
+            <m:r>
+              <w:rPr>
+                <w:rFonts w:ascii="Cambria Math" w:hAnsi="Cambria Math" w:cs="Times New Roman"/>
+              </w:rPr>
+              <m:t>β</m:t>
+            </m:r>
+          </m:e>
+          <m:sub>
+            <m:r>
+              <w:rPr>
+                <w:rFonts w:ascii="Cambria Math" w:hAnsi="Cambria Math" w:cs="Times New Roman"/>
+              </w:rPr>
+              <m:t>0</m:t>
+            </m:r>
+          </m:sub>
+        </m:sSub>
+        <m:r>
+          <w:rPr>
+            <w:rFonts w:ascii="Cambria Math" w:hAnsi="Cambria Math" w:cs="Times New Roman"/>
+          </w:rPr>
+          <m:t>+</m:t>
+        </m:r>
+        <m:sSub>
+          <m:sSubPr>
+            <m:ctrlPr>
+              <w:rPr>
+                <w:rFonts w:ascii="Cambria Math" w:hAnsi="Cambria Math" w:cs="Times New Roman"/>
+                <w:i/>
+                <w:iCs/>
+              </w:rPr>
+            </m:ctrlPr>
+          </m:sSubPr>
+          <m:e>
+            <m:r>
+              <w:rPr>
+                <w:rFonts w:ascii="Cambria Math" w:hAnsi="Cambria Math" w:cs="Times New Roman"/>
+              </w:rPr>
+              <m:t>β</m:t>
+            </m:r>
+          </m:e>
+          <m:sub>
+            <m:r>
+              <w:rPr>
+                <w:rFonts w:ascii="Cambria Math" w:hAnsi="Cambria Math" w:cs="Times New Roman"/>
+              </w:rPr>
+              <m:t>1</m:t>
+            </m:r>
+          </m:sub>
+        </m:sSub>
+        <m:r>
+          <w:rPr>
+            <w:rFonts w:ascii="Cambria Math" w:hAnsi="Cambria Math" w:cs="Times New Roman"/>
+          </w:rPr>
+          <m:t>*</m:t>
+        </m:r>
+        <m:sSub>
+          <m:sSubPr>
+            <m:ctrlPr>
+              <w:rPr>
+                <w:rFonts w:ascii="Cambria Math" w:hAnsi="Cambria Math" w:cs="Times New Roman"/>
+                <w:i/>
+                <w:iCs/>
+              </w:rPr>
+            </m:ctrlPr>
+          </m:sSubPr>
+          <m:e>
+            <m:r>
+              <w:rPr>
+                <w:rFonts w:ascii="Cambria Math" w:hAnsi="Cambria Math" w:cs="Times New Roman"/>
+              </w:rPr>
+              <m:t>bur</m:t>
+            </m:r>
+            <m:sSub>
+              <m:sSubPr>
+                <m:ctrlPr>
+                  <w:rPr>
+                    <w:rFonts w:ascii="Cambria Math" w:hAnsi="Cambria Math" w:cs="Times New Roman"/>
+                    <w:i/>
+                    <w:iCs/>
+                  </w:rPr>
+                </m:ctrlPr>
+              </m:sSubPr>
+              <m:e>
+                <m:r>
+                  <w:rPr>
+                    <w:rFonts w:ascii="Cambria Math" w:hAnsi="Cambria Math" w:cs="Times New Roman"/>
+                  </w:rPr>
+                  <m:t>n</m:t>
+                </m:r>
+              </m:e>
+              <m:sub>
+                <m:r>
+                  <w:rPr>
+                    <w:rFonts w:ascii="Cambria Math" w:hAnsi="Cambria Math" w:cs="Times New Roman"/>
+                  </w:rPr>
+                  <m:t>ex</m:t>
+                </m:r>
+              </m:sub>
+            </m:sSub>
+          </m:e>
+          <m:sub>
+            <m:r>
+              <w:rPr>
+                <w:rFonts w:ascii="Cambria Math" w:hAnsi="Cambria Math" w:cs="Times New Roman"/>
+              </w:rPr>
+              <m:t>t</m:t>
+            </m:r>
+          </m:sub>
+        </m:sSub>
+        <m:r>
+          <w:rPr>
+            <w:rFonts w:ascii="Cambria Math" w:hAnsi="Cambria Math" w:cs="Times New Roman"/>
+          </w:rPr>
+          <m:t>+</m:t>
+        </m:r>
+        <m:sSub>
+          <m:sSubPr>
+            <m:ctrlPr>
+              <w:rPr>
+                <w:rFonts w:ascii="Cambria Math" w:hAnsi="Cambria Math" w:cs="Times New Roman"/>
+                <w:i/>
+                <w:iCs/>
+              </w:rPr>
+            </m:ctrlPr>
+          </m:sSubPr>
+          <m:e>
+            <m:r>
+              <w:rPr>
+                <w:rFonts w:ascii="Cambria Math" w:hAnsi="Cambria Math" w:cs="Times New Roman"/>
+              </w:rPr>
+              <m:t>β</m:t>
+            </m:r>
+          </m:e>
+          <m:sub>
+            <m:r>
+              <w:rPr>
+                <w:rFonts w:ascii="Cambria Math" w:hAnsi="Cambria Math" w:cs="Times New Roman"/>
+              </w:rPr>
+              <m:t>2</m:t>
+            </m:r>
+          </m:sub>
+        </m:sSub>
+        <m:r>
+          <w:rPr>
+            <w:rFonts w:ascii="Cambria Math" w:hAnsi="Cambria Math" w:cs="Times New Roman"/>
+          </w:rPr>
+          <m:t>*</m:t>
+        </m:r>
+        <m:sSup>
+          <m:sSupPr>
+            <m:ctrlPr>
+              <w:rPr>
+                <w:rFonts w:ascii="Cambria Math" w:hAnsi="Cambria Math" w:cs="Times New Roman"/>
+                <w:i/>
+                <w:iCs/>
+              </w:rPr>
+            </m:ctrlPr>
+          </m:sSupPr>
+          <m:e>
+            <m:sSub>
+              <m:sSubPr>
+                <m:ctrlPr>
+                  <w:rPr>
+                    <w:rFonts w:ascii="Cambria Math" w:hAnsi="Cambria Math" w:cs="Times New Roman"/>
+                    <w:i/>
+                    <w:iCs/>
+                  </w:rPr>
+                </m:ctrlPr>
+              </m:sSubPr>
+              <m:e>
+                <m:r>
+                  <w:rPr>
+                    <w:rFonts w:ascii="Cambria Math" w:hAnsi="Cambria Math" w:cs="Times New Roman"/>
+                  </w:rPr>
+                  <m:t>bur</m:t>
+                </m:r>
+                <m:sSub>
+                  <m:sSubPr>
+                    <m:ctrlPr>
+                      <w:rPr>
+                        <w:rFonts w:ascii="Cambria Math" w:hAnsi="Cambria Math" w:cs="Times New Roman"/>
+                        <w:i/>
+                        <w:iCs/>
+                      </w:rPr>
+                    </m:ctrlPr>
+                  </m:sSubPr>
+                  <m:e>
+                    <m:r>
+                      <w:rPr>
+                        <w:rFonts w:ascii="Cambria Math" w:hAnsi="Cambria Math" w:cs="Times New Roman"/>
+                      </w:rPr>
+                      <m:t>n</m:t>
+                    </m:r>
+                  </m:e>
+                  <m:sub>
+                    <m:r>
+                      <w:rPr>
+                        <w:rFonts w:ascii="Cambria Math" w:hAnsi="Cambria Math" w:cs="Times New Roman"/>
+                      </w:rPr>
+                      <m:t>ex</m:t>
+                    </m:r>
+                  </m:sub>
+                </m:sSub>
+              </m:e>
+              <m:sub>
+                <m:r>
+                  <w:rPr>
+                    <w:rFonts w:ascii="Cambria Math" w:hAnsi="Cambria Math" w:cs="Times New Roman"/>
+                  </w:rPr>
+                  <m:t>t</m:t>
+                </m:r>
+              </m:sub>
+            </m:sSub>
+          </m:e>
+          <m:sup>
+            <m:r>
+              <w:rPr>
+                <w:rFonts w:ascii="Cambria Math" w:hAnsi="Cambria Math" w:cs="Times New Roman"/>
+              </w:rPr>
+              <m:t>2</m:t>
+            </m:r>
+          </m:sup>
+        </m:sSup>
+      </m:oMath>
+    </w:p>
+    <w:p>
+      <w:pPr>
+        <w:spacing w:after="0" w:line="240" w:lineRule="auto"/>
+        <w:rPr>
+          <w:rFonts w:ascii="Times New Roman" w:hAnsi="Times New Roman" w:cs="Times New Roman"/>
+        </w:rPr>
+      </w:pPr>
+    </w:p>
+    <w:p>
+      <w:pPr>
+        <w:spacing w:after="0" w:line="240" w:lineRule="auto"/>
+        <w:rPr>
+          <w:rFonts w:ascii="Times New Roman" w:hAnsi="Times New Roman" w:cs="Times New Roman"/>
+        </w:rPr>
+      </w:pPr>
+      <w:r>
+        <w:rPr>
+          <w:rFonts w:ascii="Times New Roman" w:hAnsi="Times New Roman" w:cs="Times New Roman"/>
+        </w:rPr>
+        <w:t xml:space="preserve">For the next 4 years, your team has four plots of land that you will experiment with doing alternative 1: a heavy burn, alternative 2: a moderate burn, alternative 3: a light burn, and alternative 4: no burns  </w:t>
+      </w:r>
+    </w:p>
+    <w:p>
+      <w:pPr>
+        <w:spacing w:after="0" w:line="240" w:lineRule="auto"/>
+        <w:rPr>
+          <w:rFonts w:ascii="Times New Roman" w:hAnsi="Times New Roman" w:cs="Times New Roman"/>
+        </w:rPr>
+      </w:pPr>
+    </w:p>
+    <w:p>
+      <w:pPr>
+        <w:spacing w:after="0" w:line="240" w:lineRule="auto"/>
+        <w:rPr>
+          <w:rFonts w:ascii="Times New Roman" w:hAnsi="Times New Roman" w:cs="Times New Roman"/>
+          <w:b/>
+          <w:bCs/>
+        </w:rPr>
+      </w:pPr>
+      <w:r>
+        <w:rPr>
+          <w:rFonts w:ascii="Times New Roman" w:hAnsi="Times New Roman" w:cs="Times New Roman"/>
+          <w:b/>
+          <w:bCs/>
+        </w:rPr>
+        <w:t>Your task:</w:t>
+      </w:r>
+    </w:p>
+    <w:p>
+      <w:pPr>
+        <w:spacing w:after="0" w:line="240" w:lineRule="auto"/>
+        <w:rPr>
+          <w:rFonts w:ascii="Times New Roman" w:hAnsi="Times New Roman" w:cs="Times New Roman"/>
+        </w:rPr>
+      </w:pPr>
+      <w:r>
+        <w:rPr>
+          <w:rFonts w:ascii="Times New Roman" w:hAnsi="Times New Roman" w:cs="Times New Roman"/>
+        </w:rPr>
+        <w:t xml:space="preserve">Explain how an adaptive management program might be performed to resolve uncertainty in our two </w:t>
+      </w:r>
+      <w:r>
+        <w:rPr>
+          <w:rFonts w:ascii="Times New Roman" w:hAnsi="Times New Roman" w:cs="Times New Roman"/>
+        </w:rPr>
+        <w:t>hypotheses</w:t>
+      </w:r>
+      <w:r>
+        <w:rPr>
+          <w:rFonts w:ascii="Times New Roman" w:hAnsi="Times New Roman" w:cs="Times New Roman"/>
+        </w:rPr>
+        <w:t>?</w:t>
+      </w:r>
+    </w:p>
+    <w:p>
+      <w:pPr>
+        <w:spacing w:after="0" w:line="240" w:lineRule="auto"/>
+        <w:rPr>
+          <w:rFonts w:ascii="Times New Roman" w:hAnsi="Times New Roman" w:cs="Times New Roman"/>
+          <w:b/>
+          <w:bCs/>
         </w:rPr>
       </w:pPr>
     </w:p>
@@ -467,6 +2916,666 @@
     </w:lvl>
   </w:abstractNum>
   <w:abstractNum w:abstractNumId="2" w15:restartNumberingAfterBreak="0">
+    <w:nsid w:val="2E605DDE"/>
+    <w:multiLevelType w:val="hybridMultilevel"/>
+    <w:tmpl w:val="1D800238"/>
+    <w:lvl w:ilvl="0" w:tplc="336C2288">
+      <w:start w:val="1"/>
+      <w:numFmt w:val="bullet"/>
+      <w:lvlText w:val=""/>
+      <w:lvlJc w:val="left"/>
+      <w:pPr>
+        <w:ind w:left="360" w:hanging="360"/>
+      </w:pPr>
+      <w:rPr>
+        <w:rFonts w:ascii="Symbol" w:eastAsiaTheme="minorHAnsi" w:hAnsi="Symbol" w:cs="Times New Roman" w:hint="default"/>
+      </w:rPr>
+    </w:lvl>
+    <w:lvl w:ilvl="1" w:tplc="04090003" w:tentative="1">
+      <w:start w:val="1"/>
+      <w:numFmt w:val="bullet"/>
+      <w:lvlText w:val="o"/>
+      <w:lvlJc w:val="left"/>
+      <w:pPr>
+        <w:ind w:left="1080" w:hanging="360"/>
+      </w:pPr>
+      <w:rPr>
+        <w:rFonts w:ascii="Courier New" w:hAnsi="Courier New" w:cs="Courier New" w:hint="default"/>
+      </w:rPr>
+    </w:lvl>
+    <w:lvl w:ilvl="2" w:tplc="04090005" w:tentative="1">
+      <w:start w:val="1"/>
+      <w:numFmt w:val="bullet"/>
+      <w:lvlText w:val=""/>
+      <w:lvlJc w:val="left"/>
+      <w:pPr>
+        <w:ind w:left="1800" w:hanging="360"/>
+      </w:pPr>
+      <w:rPr>
+        <w:rFonts w:ascii="Wingdings" w:hAnsi="Wingdings" w:hint="default"/>
+      </w:rPr>
+    </w:lvl>
+    <w:lvl w:ilvl="3" w:tplc="04090001" w:tentative="1">
+      <w:start w:val="1"/>
+      <w:numFmt w:val="bullet"/>
+      <w:lvlText w:val=""/>
+      <w:lvlJc w:val="left"/>
+      <w:pPr>
+        <w:ind w:left="2520" w:hanging="360"/>
+      </w:pPr>
+      <w:rPr>
+        <w:rFonts w:ascii="Symbol" w:hAnsi="Symbol" w:hint="default"/>
+      </w:rPr>
+    </w:lvl>
+    <w:lvl w:ilvl="4" w:tplc="04090003" w:tentative="1">
+      <w:start w:val="1"/>
+      <w:numFmt w:val="bullet"/>
+      <w:lvlText w:val="o"/>
+      <w:lvlJc w:val="left"/>
+      <w:pPr>
+        <w:ind w:left="3240" w:hanging="360"/>
+      </w:pPr>
+      <w:rPr>
+        <w:rFonts w:ascii="Courier New" w:hAnsi="Courier New" w:cs="Courier New" w:hint="default"/>
+      </w:rPr>
+    </w:lvl>
+    <w:lvl w:ilvl="5" w:tplc="04090005" w:tentative="1">
+      <w:start w:val="1"/>
+      <w:numFmt w:val="bullet"/>
+      <w:lvlText w:val=""/>
+      <w:lvlJc w:val="left"/>
+      <w:pPr>
+        <w:ind w:left="3960" w:hanging="360"/>
+      </w:pPr>
+      <w:rPr>
+        <w:rFonts w:ascii="Wingdings" w:hAnsi="Wingdings" w:hint="default"/>
+      </w:rPr>
+    </w:lvl>
+    <w:lvl w:ilvl="6" w:tplc="04090001" w:tentative="1">
+      <w:start w:val="1"/>
+      <w:numFmt w:val="bullet"/>
+      <w:lvlText w:val=""/>
+      <w:lvlJc w:val="left"/>
+      <w:pPr>
+        <w:ind w:left="4680" w:hanging="360"/>
+      </w:pPr>
+      <w:rPr>
+        <w:rFonts w:ascii="Symbol" w:hAnsi="Symbol" w:hint="default"/>
+      </w:rPr>
+    </w:lvl>
+    <w:lvl w:ilvl="7" w:tplc="04090003" w:tentative="1">
+      <w:start w:val="1"/>
+      <w:numFmt w:val="bullet"/>
+      <w:lvlText w:val="o"/>
+      <w:lvlJc w:val="left"/>
+      <w:pPr>
+        <w:ind w:left="5400" w:hanging="360"/>
+      </w:pPr>
+      <w:rPr>
+        <w:rFonts w:ascii="Courier New" w:hAnsi="Courier New" w:cs="Courier New" w:hint="default"/>
+      </w:rPr>
+    </w:lvl>
+    <w:lvl w:ilvl="8" w:tplc="04090005" w:tentative="1">
+      <w:start w:val="1"/>
+      <w:numFmt w:val="bullet"/>
+      <w:lvlText w:val=""/>
+      <w:lvlJc w:val="left"/>
+      <w:pPr>
+        <w:ind w:left="6120" w:hanging="360"/>
+      </w:pPr>
+      <w:rPr>
+        <w:rFonts w:ascii="Wingdings" w:hAnsi="Wingdings" w:hint="default"/>
+      </w:rPr>
+    </w:lvl>
+  </w:abstractNum>
+  <w:abstractNum w:abstractNumId="3" w15:restartNumberingAfterBreak="0">
+    <w:nsid w:val="383A4882"/>
+    <w:multiLevelType w:val="hybridMultilevel"/>
+    <w:tmpl w:val="0DB06A02"/>
+    <w:lvl w:ilvl="0" w:tplc="0409000F">
+      <w:start w:val="1"/>
+      <w:numFmt w:val="decimal"/>
+      <w:lvlText w:val="%1."/>
+      <w:lvlJc w:val="left"/>
+      <w:pPr>
+        <w:ind w:left="720" w:hanging="360"/>
+      </w:pPr>
+      <w:rPr>
+        <w:rFonts w:hint="default"/>
+      </w:rPr>
+    </w:lvl>
+    <w:lvl w:ilvl="1" w:tplc="04090019" w:tentative="1">
+      <w:start w:val="1"/>
+      <w:numFmt w:val="lowerLetter"/>
+      <w:lvlText w:val="%2."/>
+      <w:lvlJc w:val="left"/>
+      <w:pPr>
+        <w:ind w:left="1440" w:hanging="360"/>
+      </w:pPr>
+    </w:lvl>
+    <w:lvl w:ilvl="2" w:tplc="0409001B" w:tentative="1">
+      <w:start w:val="1"/>
+      <w:numFmt w:val="lowerRoman"/>
+      <w:lvlText w:val="%3."/>
+      <w:lvlJc w:val="right"/>
+      <w:pPr>
+        <w:ind w:left="2160" w:hanging="180"/>
+      </w:pPr>
+    </w:lvl>
+    <w:lvl w:ilvl="3" w:tplc="0409000F" w:tentative="1">
+      <w:start w:val="1"/>
+      <w:numFmt w:val="decimal"/>
+      <w:lvlText w:val="%4."/>
+      <w:lvlJc w:val="left"/>
+      <w:pPr>
+        <w:ind w:left="2880" w:hanging="360"/>
+      </w:pPr>
+    </w:lvl>
+    <w:lvl w:ilvl="4" w:tplc="04090019" w:tentative="1">
+      <w:start w:val="1"/>
+      <w:numFmt w:val="lowerLetter"/>
+      <w:lvlText w:val="%5."/>
+      <w:lvlJc w:val="left"/>
+      <w:pPr>
+        <w:ind w:left="3600" w:hanging="360"/>
+      </w:pPr>
+    </w:lvl>
+    <w:lvl w:ilvl="5" w:tplc="0409001B" w:tentative="1">
+      <w:start w:val="1"/>
+      <w:numFmt w:val="lowerRoman"/>
+      <w:lvlText w:val="%6."/>
+      <w:lvlJc w:val="right"/>
+      <w:pPr>
+        <w:ind w:left="4320" w:hanging="180"/>
+      </w:pPr>
+    </w:lvl>
+    <w:lvl w:ilvl="6" w:tplc="0409000F" w:tentative="1">
+      <w:start w:val="1"/>
+      <w:numFmt w:val="decimal"/>
+      <w:lvlText w:val="%7."/>
+      <w:lvlJc w:val="left"/>
+      <w:pPr>
+        <w:ind w:left="5040" w:hanging="360"/>
+      </w:pPr>
+    </w:lvl>
+    <w:lvl w:ilvl="7" w:tplc="04090019" w:tentative="1">
+      <w:start w:val="1"/>
+      <w:numFmt w:val="lowerLetter"/>
+      <w:lvlText w:val="%8."/>
+      <w:lvlJc w:val="left"/>
+      <w:pPr>
+        <w:ind w:left="5760" w:hanging="360"/>
+      </w:pPr>
+    </w:lvl>
+    <w:lvl w:ilvl="8" w:tplc="0409001B" w:tentative="1">
+      <w:start w:val="1"/>
+      <w:numFmt w:val="lowerRoman"/>
+      <w:lvlText w:val="%9."/>
+      <w:lvlJc w:val="right"/>
+      <w:pPr>
+        <w:ind w:left="6480" w:hanging="180"/>
+      </w:pPr>
+    </w:lvl>
+  </w:abstractNum>
+  <w:abstractNum w:abstractNumId="4" w15:restartNumberingAfterBreak="0">
+    <w:nsid w:val="57115E7E"/>
+    <w:multiLevelType w:val="hybridMultilevel"/>
+    <w:tmpl w:val="C512E86E"/>
+    <w:lvl w:ilvl="0" w:tplc="813A0F8E">
+      <w:start w:val="1"/>
+      <w:numFmt w:val="bullet"/>
+      <w:lvlText w:val="•"/>
+      <w:lvlJc w:val="left"/>
+      <w:pPr>
+        <w:tabs>
+          <w:tab w:val="num" w:pos="720"/>
+        </w:tabs>
+        <w:ind w:left="720" w:hanging="360"/>
+      </w:pPr>
+      <w:rPr>
+        <w:rFonts w:ascii="Arial" w:hAnsi="Arial" w:hint="default"/>
+      </w:rPr>
+    </w:lvl>
+    <w:lvl w:ilvl="1" w:tplc="31ACF1A4">
+      <w:start w:val="1"/>
+      <w:numFmt w:val="bullet"/>
+      <w:lvlText w:val="•"/>
+      <w:lvlJc w:val="left"/>
+      <w:pPr>
+        <w:tabs>
+          <w:tab w:val="num" w:pos="1440"/>
+        </w:tabs>
+        <w:ind w:left="1440" w:hanging="360"/>
+      </w:pPr>
+      <w:rPr>
+        <w:rFonts w:ascii="Arial" w:hAnsi="Arial" w:hint="default"/>
+      </w:rPr>
+    </w:lvl>
+    <w:lvl w:ilvl="2" w:tplc="A3FC7934" w:tentative="1">
+      <w:start w:val="1"/>
+      <w:numFmt w:val="bullet"/>
+      <w:lvlText w:val="•"/>
+      <w:lvlJc w:val="left"/>
+      <w:pPr>
+        <w:tabs>
+          <w:tab w:val="num" w:pos="2160"/>
+        </w:tabs>
+        <w:ind w:left="2160" w:hanging="360"/>
+      </w:pPr>
+      <w:rPr>
+        <w:rFonts w:ascii="Arial" w:hAnsi="Arial" w:hint="default"/>
+      </w:rPr>
+    </w:lvl>
+    <w:lvl w:ilvl="3" w:tplc="4CD6FDFA" w:tentative="1">
+      <w:start w:val="1"/>
+      <w:numFmt w:val="bullet"/>
+      <w:lvlText w:val="•"/>
+      <w:lvlJc w:val="left"/>
+      <w:pPr>
+        <w:tabs>
+          <w:tab w:val="num" w:pos="2880"/>
+        </w:tabs>
+        <w:ind w:left="2880" w:hanging="360"/>
+      </w:pPr>
+      <w:rPr>
+        <w:rFonts w:ascii="Arial" w:hAnsi="Arial" w:hint="default"/>
+      </w:rPr>
+    </w:lvl>
+    <w:lvl w:ilvl="4" w:tplc="07EC393A" w:tentative="1">
+      <w:start w:val="1"/>
+      <w:numFmt w:val="bullet"/>
+      <w:lvlText w:val="•"/>
+      <w:lvlJc w:val="left"/>
+      <w:pPr>
+        <w:tabs>
+          <w:tab w:val="num" w:pos="3600"/>
+        </w:tabs>
+        <w:ind w:left="3600" w:hanging="360"/>
+      </w:pPr>
+      <w:rPr>
+        <w:rFonts w:ascii="Arial" w:hAnsi="Arial" w:hint="default"/>
+      </w:rPr>
+    </w:lvl>
+    <w:lvl w:ilvl="5" w:tplc="CF9AF376" w:tentative="1">
+      <w:start w:val="1"/>
+      <w:numFmt w:val="bullet"/>
+      <w:lvlText w:val="•"/>
+      <w:lvlJc w:val="left"/>
+      <w:pPr>
+        <w:tabs>
+          <w:tab w:val="num" w:pos="4320"/>
+        </w:tabs>
+        <w:ind w:left="4320" w:hanging="360"/>
+      </w:pPr>
+      <w:rPr>
+        <w:rFonts w:ascii="Arial" w:hAnsi="Arial" w:hint="default"/>
+      </w:rPr>
+    </w:lvl>
+    <w:lvl w:ilvl="6" w:tplc="B9A68610" w:tentative="1">
+      <w:start w:val="1"/>
+      <w:numFmt w:val="bullet"/>
+      <w:lvlText w:val="•"/>
+      <w:lvlJc w:val="left"/>
+      <w:pPr>
+        <w:tabs>
+          <w:tab w:val="num" w:pos="5040"/>
+        </w:tabs>
+        <w:ind w:left="5040" w:hanging="360"/>
+      </w:pPr>
+      <w:rPr>
+        <w:rFonts w:ascii="Arial" w:hAnsi="Arial" w:hint="default"/>
+      </w:rPr>
+    </w:lvl>
+    <w:lvl w:ilvl="7" w:tplc="A94AE742" w:tentative="1">
+      <w:start w:val="1"/>
+      <w:numFmt w:val="bullet"/>
+      <w:lvlText w:val="•"/>
+      <w:lvlJc w:val="left"/>
+      <w:pPr>
+        <w:tabs>
+          <w:tab w:val="num" w:pos="5760"/>
+        </w:tabs>
+        <w:ind w:left="5760" w:hanging="360"/>
+      </w:pPr>
+      <w:rPr>
+        <w:rFonts w:ascii="Arial" w:hAnsi="Arial" w:hint="default"/>
+      </w:rPr>
+    </w:lvl>
+    <w:lvl w:ilvl="8" w:tplc="5896EF56" w:tentative="1">
+      <w:start w:val="1"/>
+      <w:numFmt w:val="bullet"/>
+      <w:lvlText w:val="•"/>
+      <w:lvlJc w:val="left"/>
+      <w:pPr>
+        <w:tabs>
+          <w:tab w:val="num" w:pos="6480"/>
+        </w:tabs>
+        <w:ind w:left="6480" w:hanging="360"/>
+      </w:pPr>
+      <w:rPr>
+        <w:rFonts w:ascii="Arial" w:hAnsi="Arial" w:hint="default"/>
+      </w:rPr>
+    </w:lvl>
+  </w:abstractNum>
+  <w:abstractNum w:abstractNumId="5" w15:restartNumberingAfterBreak="0">
+    <w:nsid w:val="5C2426D5"/>
+    <w:multiLevelType w:val="hybridMultilevel"/>
+    <w:tmpl w:val="049081C8"/>
+    <w:lvl w:ilvl="0" w:tplc="0409000F">
+      <w:start w:val="1"/>
+      <w:numFmt w:val="decimal"/>
+      <w:lvlText w:val="%1."/>
+      <w:lvlJc w:val="left"/>
+      <w:pPr>
+        <w:ind w:left="720" w:hanging="360"/>
+      </w:pPr>
+      <w:rPr>
+        <w:rFonts w:hint="default"/>
+      </w:rPr>
+    </w:lvl>
+    <w:lvl w:ilvl="1" w:tplc="04090019" w:tentative="1">
+      <w:start w:val="1"/>
+      <w:numFmt w:val="lowerLetter"/>
+      <w:lvlText w:val="%2."/>
+      <w:lvlJc w:val="left"/>
+      <w:pPr>
+        <w:ind w:left="1440" w:hanging="360"/>
+      </w:pPr>
+    </w:lvl>
+    <w:lvl w:ilvl="2" w:tplc="0409001B" w:tentative="1">
+      <w:start w:val="1"/>
+      <w:numFmt w:val="lowerRoman"/>
+      <w:lvlText w:val="%3."/>
+      <w:lvlJc w:val="right"/>
+      <w:pPr>
+        <w:ind w:left="2160" w:hanging="180"/>
+      </w:pPr>
+    </w:lvl>
+    <w:lvl w:ilvl="3" w:tplc="0409000F" w:tentative="1">
+      <w:start w:val="1"/>
+      <w:numFmt w:val="decimal"/>
+      <w:lvlText w:val="%4."/>
+      <w:lvlJc w:val="left"/>
+      <w:pPr>
+        <w:ind w:left="2880" w:hanging="360"/>
+      </w:pPr>
+    </w:lvl>
+    <w:lvl w:ilvl="4" w:tplc="04090019" w:tentative="1">
+      <w:start w:val="1"/>
+      <w:numFmt w:val="lowerLetter"/>
+      <w:lvlText w:val="%5."/>
+      <w:lvlJc w:val="left"/>
+      <w:pPr>
+        <w:ind w:left="3600" w:hanging="360"/>
+      </w:pPr>
+    </w:lvl>
+    <w:lvl w:ilvl="5" w:tplc="0409001B" w:tentative="1">
+      <w:start w:val="1"/>
+      <w:numFmt w:val="lowerRoman"/>
+      <w:lvlText w:val="%6."/>
+      <w:lvlJc w:val="right"/>
+      <w:pPr>
+        <w:ind w:left="4320" w:hanging="180"/>
+      </w:pPr>
+    </w:lvl>
+    <w:lvl w:ilvl="6" w:tplc="0409000F" w:tentative="1">
+      <w:start w:val="1"/>
+      <w:numFmt w:val="decimal"/>
+      <w:lvlText w:val="%7."/>
+      <w:lvlJc w:val="left"/>
+      <w:pPr>
+        <w:ind w:left="5040" w:hanging="360"/>
+      </w:pPr>
+    </w:lvl>
+    <w:lvl w:ilvl="7" w:tplc="04090019" w:tentative="1">
+      <w:start w:val="1"/>
+      <w:numFmt w:val="lowerLetter"/>
+      <w:lvlText w:val="%8."/>
+      <w:lvlJc w:val="left"/>
+      <w:pPr>
+        <w:ind w:left="5760" w:hanging="360"/>
+      </w:pPr>
+    </w:lvl>
+    <w:lvl w:ilvl="8" w:tplc="0409001B" w:tentative="1">
+      <w:start w:val="1"/>
+      <w:numFmt w:val="lowerRoman"/>
+      <w:lvlText w:val="%9."/>
+      <w:lvlJc w:val="right"/>
+      <w:pPr>
+        <w:ind w:left="6480" w:hanging="180"/>
+      </w:pPr>
+    </w:lvl>
+  </w:abstractNum>
+  <w:abstractNum w:abstractNumId="6" w15:restartNumberingAfterBreak="0">
+    <w:nsid w:val="635C19E2"/>
+    <w:multiLevelType w:val="hybridMultilevel"/>
+    <w:tmpl w:val="316EB1BA"/>
+    <w:lvl w:ilvl="0" w:tplc="9CBAF974">
+      <w:start w:val="1"/>
+      <w:numFmt w:val="bullet"/>
+      <w:lvlText w:val=""/>
+      <w:lvlJc w:val="left"/>
+      <w:pPr>
+        <w:tabs>
+          <w:tab w:val="num" w:pos="720"/>
+        </w:tabs>
+        <w:ind w:left="720" w:hanging="360"/>
+      </w:pPr>
+      <w:rPr>
+        <w:rFonts w:ascii="Symbol" w:hAnsi="Symbol" w:hint="default"/>
+      </w:rPr>
+    </w:lvl>
+    <w:lvl w:ilvl="1" w:tplc="88E2ED58" w:tentative="1">
+      <w:start w:val="1"/>
+      <w:numFmt w:val="bullet"/>
+      <w:lvlText w:val=""/>
+      <w:lvlJc w:val="left"/>
+      <w:pPr>
+        <w:tabs>
+          <w:tab w:val="num" w:pos="1440"/>
+        </w:tabs>
+        <w:ind w:left="1440" w:hanging="360"/>
+      </w:pPr>
+      <w:rPr>
+        <w:rFonts w:ascii="Symbol" w:hAnsi="Symbol" w:hint="default"/>
+      </w:rPr>
+    </w:lvl>
+    <w:lvl w:ilvl="2" w:tplc="E5EC32EA" w:tentative="1">
+      <w:start w:val="1"/>
+      <w:numFmt w:val="bullet"/>
+      <w:lvlText w:val=""/>
+      <w:lvlJc w:val="left"/>
+      <w:pPr>
+        <w:tabs>
+          <w:tab w:val="num" w:pos="2160"/>
+        </w:tabs>
+        <w:ind w:left="2160" w:hanging="360"/>
+      </w:pPr>
+      <w:rPr>
+        <w:rFonts w:ascii="Symbol" w:hAnsi="Symbol" w:hint="default"/>
+      </w:rPr>
+    </w:lvl>
+    <w:lvl w:ilvl="3" w:tplc="C06A298E" w:tentative="1">
+      <w:start w:val="1"/>
+      <w:numFmt w:val="bullet"/>
+      <w:lvlText w:val=""/>
+      <w:lvlJc w:val="left"/>
+      <w:pPr>
+        <w:tabs>
+          <w:tab w:val="num" w:pos="2880"/>
+        </w:tabs>
+        <w:ind w:left="2880" w:hanging="360"/>
+      </w:pPr>
+      <w:rPr>
+        <w:rFonts w:ascii="Symbol" w:hAnsi="Symbol" w:hint="default"/>
+      </w:rPr>
+    </w:lvl>
+    <w:lvl w:ilvl="4" w:tplc="7310A2BC" w:tentative="1">
+      <w:start w:val="1"/>
+      <w:numFmt w:val="bullet"/>
+      <w:lvlText w:val=""/>
+      <w:lvlJc w:val="left"/>
+      <w:pPr>
+        <w:tabs>
+          <w:tab w:val="num" w:pos="3600"/>
+        </w:tabs>
+        <w:ind w:left="3600" w:hanging="360"/>
+      </w:pPr>
+      <w:rPr>
+        <w:rFonts w:ascii="Symbol" w:hAnsi="Symbol" w:hint="default"/>
+      </w:rPr>
+    </w:lvl>
+    <w:lvl w:ilvl="5" w:tplc="9B98A7A8" w:tentative="1">
+      <w:start w:val="1"/>
+      <w:numFmt w:val="bullet"/>
+      <w:lvlText w:val=""/>
+      <w:lvlJc w:val="left"/>
+      <w:pPr>
+        <w:tabs>
+          <w:tab w:val="num" w:pos="4320"/>
+        </w:tabs>
+        <w:ind w:left="4320" w:hanging="360"/>
+      </w:pPr>
+      <w:rPr>
+        <w:rFonts w:ascii="Symbol" w:hAnsi="Symbol" w:hint="default"/>
+      </w:rPr>
+    </w:lvl>
+    <w:lvl w:ilvl="6" w:tplc="4BE871EA" w:tentative="1">
+      <w:start w:val="1"/>
+      <w:numFmt w:val="bullet"/>
+      <w:lvlText w:val=""/>
+      <w:lvlJc w:val="left"/>
+      <w:pPr>
+        <w:tabs>
+          <w:tab w:val="num" w:pos="5040"/>
+        </w:tabs>
+        <w:ind w:left="5040" w:hanging="360"/>
+      </w:pPr>
+      <w:rPr>
+        <w:rFonts w:ascii="Symbol" w:hAnsi="Symbol" w:hint="default"/>
+      </w:rPr>
+    </w:lvl>
+    <w:lvl w:ilvl="7" w:tplc="AC0841AA" w:tentative="1">
+      <w:start w:val="1"/>
+      <w:numFmt w:val="bullet"/>
+      <w:lvlText w:val=""/>
+      <w:lvlJc w:val="left"/>
+      <w:pPr>
+        <w:tabs>
+          <w:tab w:val="num" w:pos="5760"/>
+        </w:tabs>
+        <w:ind w:left="5760" w:hanging="360"/>
+      </w:pPr>
+      <w:rPr>
+        <w:rFonts w:ascii="Symbol" w:hAnsi="Symbol" w:hint="default"/>
+      </w:rPr>
+    </w:lvl>
+    <w:lvl w:ilvl="8" w:tplc="A72A718C" w:tentative="1">
+      <w:start w:val="1"/>
+      <w:numFmt w:val="bullet"/>
+      <w:lvlText w:val=""/>
+      <w:lvlJc w:val="left"/>
+      <w:pPr>
+        <w:tabs>
+          <w:tab w:val="num" w:pos="6480"/>
+        </w:tabs>
+        <w:ind w:left="6480" w:hanging="360"/>
+      </w:pPr>
+      <w:rPr>
+        <w:rFonts w:ascii="Symbol" w:hAnsi="Symbol" w:hint="default"/>
+      </w:rPr>
+    </w:lvl>
+  </w:abstractNum>
+  <w:abstractNum w:abstractNumId="7" w15:restartNumberingAfterBreak="0">
+    <w:nsid w:val="6B806739"/>
+    <w:multiLevelType w:val="hybridMultilevel"/>
+    <w:tmpl w:val="7EEA5F0E"/>
+    <w:lvl w:ilvl="0" w:tplc="04090011">
+      <w:start w:val="1"/>
+      <w:numFmt w:val="decimal"/>
+      <w:lvlText w:val="%1)"/>
+      <w:lvlJc w:val="left"/>
+      <w:pPr>
+        <w:ind w:left="720" w:hanging="360"/>
+      </w:pPr>
+      <w:rPr>
+        <w:rFonts w:hint="default"/>
+      </w:rPr>
+    </w:lvl>
+    <w:lvl w:ilvl="1" w:tplc="04090019" w:tentative="1">
+      <w:start w:val="1"/>
+      <w:numFmt w:val="lowerLetter"/>
+      <w:lvlText w:val="%2."/>
+      <w:lvlJc w:val="left"/>
+      <w:pPr>
+        <w:ind w:left="1440" w:hanging="360"/>
+      </w:pPr>
+    </w:lvl>
+    <w:lvl w:ilvl="2" w:tplc="0409001B" w:tentative="1">
+      <w:start w:val="1"/>
+      <w:numFmt w:val="lowerRoman"/>
+      <w:lvlText w:val="%3."/>
+      <w:lvlJc w:val="right"/>
+      <w:pPr>
+        <w:ind w:left="2160" w:hanging="180"/>
+      </w:pPr>
+    </w:lvl>
+    <w:lvl w:ilvl="3" w:tplc="0409000F" w:tentative="1">
+      <w:start w:val="1"/>
+      <w:numFmt w:val="decimal"/>
+      <w:lvlText w:val="%4."/>
+      <w:lvlJc w:val="left"/>
+      <w:pPr>
+        <w:ind w:left="2880" w:hanging="360"/>
+      </w:pPr>
+    </w:lvl>
+    <w:lvl w:ilvl="4" w:tplc="04090019" w:tentative="1">
+      <w:start w:val="1"/>
+      <w:numFmt w:val="lowerLetter"/>
+      <w:lvlText w:val="%5."/>
+      <w:lvlJc w:val="left"/>
+      <w:pPr>
+        <w:ind w:left="3600" w:hanging="360"/>
+      </w:pPr>
+    </w:lvl>
+    <w:lvl w:ilvl="5" w:tplc="0409001B" w:tentative="1">
+      <w:start w:val="1"/>
+      <w:numFmt w:val="lowerRoman"/>
+      <w:lvlText w:val="%6."/>
+      <w:lvlJc w:val="right"/>
+      <w:pPr>
+        <w:ind w:left="4320" w:hanging="180"/>
+      </w:pPr>
+    </w:lvl>
+    <w:lvl w:ilvl="6" w:tplc="0409000F" w:tentative="1">
+      <w:start w:val="1"/>
+      <w:numFmt w:val="decimal"/>
+      <w:lvlText w:val="%7."/>
+      <w:lvlJc w:val="left"/>
+      <w:pPr>
+        <w:ind w:left="5040" w:hanging="360"/>
+      </w:pPr>
+    </w:lvl>
+    <w:lvl w:ilvl="7" w:tplc="04090019" w:tentative="1">
+      <w:start w:val="1"/>
+      <w:numFmt w:val="lowerLetter"/>
+      <w:lvlText w:val="%8."/>
+      <w:lvlJc w:val="left"/>
+      <w:pPr>
+        <w:ind w:left="5760" w:hanging="360"/>
+      </w:pPr>
+    </w:lvl>
+    <w:lvl w:ilvl="8" w:tplc="0409001B" w:tentative="1">
+      <w:start w:val="1"/>
+      <w:numFmt w:val="lowerRoman"/>
+      <w:lvlText w:val="%9."/>
+      <w:lvlJc w:val="right"/>
+      <w:pPr>
+        <w:ind w:left="6480" w:hanging="180"/>
+      </w:pPr>
+    </w:lvl>
+  </w:abstractNum>
+  <w:abstractNum w:abstractNumId="8" w15:restartNumberingAfterBreak="0">
     <w:nsid w:val="78577F4F"/>
     <w:multiLevelType w:val="multilevel"/>
     <w:tmpl w:val="BF360420"/>
@@ -622,7 +3731,25 @@
     <w:abstractNumId w:val="0"/>
   </w:num>
   <w:num w:numId="3" w16cid:durableId="1301963573">
+    <w:abstractNumId w:val="8"/>
+  </w:num>
+  <w:num w:numId="4" w16cid:durableId="556670982">
+    <w:abstractNumId w:val="7"/>
+  </w:num>
+  <w:num w:numId="5" w16cid:durableId="628247448">
+    <w:abstractNumId w:val="4"/>
+  </w:num>
+  <w:num w:numId="6" w16cid:durableId="349188236">
     <w:abstractNumId w:val="2"/>
+  </w:num>
+  <w:num w:numId="7" w16cid:durableId="1470172493">
+    <w:abstractNumId w:val="5"/>
+  </w:num>
+  <w:num w:numId="8" w16cid:durableId="492720593">
+    <w:abstractNumId w:val="3"/>
+  </w:num>
+  <w:num w:numId="9" w16cid:durableId="1180388061">
+    <w:abstractNumId w:val="6"/>
   </w:num>
 </w:numbering>
 </file>
@@ -1230,7 +4357,6 @@
   <w:style w:type="character" w:default="1" w:styleId="DefaultParagraphFont">
     <w:name w:val="Default Paragraph Font"/>
     <w:uiPriority w:val="1"/>
-    <w:semiHidden/>
     <w:unhideWhenUsed/>
   </w:style>
   <w:style w:type="table" w:default="1" w:styleId="TableNormal">
